--- a/lessons/9-1/downloads/reveal/teacher/9.1-homework-packet.docx
+++ b/lessons/9-1/downloads/reveal/teacher/9.1-homework-packet.docx
@@ -15,10 +15,28 @@
         <w:rPr>
           <w:rFonts w:ascii="Avenir Next" w:hAnsi="Avenir Next" w:cs="Avenir Next" w:eastAsia="Avenir Next"/>
           <w:color w:val="1A1A1A"/>
+          <w:sz w:val="22"/>
+          <w:szCs w:val="20"/>
+        </w:rPr>
+        <w:t xml:space="preserve">Name</w:t>
+      </w:r>
+      <w:r>
+        <w:rPr>
+          <w:rFonts w:ascii="Avenir Next" w:hAnsi="Avenir Next" w:cs="Avenir Next" w:eastAsia="Avenir Next"/>
+          <w:color w:val="1A1A1A"/>
           <w:sz w:val="20"/>
           <w:szCs w:val="20"/>
         </w:rPr>
-        <w:t xml:space="preserve">Name</w:t>
+        <w:tab/>
+      </w:r>
+      <w:r>
+        <w:rPr>
+          <w:rFonts w:ascii="Avenir Next" w:hAnsi="Avenir Next" w:cs="Avenir Next" w:eastAsia="Avenir Next"/>
+          <w:color w:val="1A1A1A"/>
+          <w:sz w:val="22"/>
+          <w:szCs w:val="20"/>
+        </w:rPr>
+        <w:t xml:space="preserve">   Date</w:t>
       </w:r>
       <w:r>
         <w:rPr>
@@ -33,25 +51,7 @@
         <w:rPr>
           <w:rFonts w:ascii="Avenir Next" w:hAnsi="Avenir Next" w:cs="Avenir Next" w:eastAsia="Avenir Next"/>
           <w:color w:val="1A1A1A"/>
-          <w:sz w:val="20"/>
-          <w:szCs w:val="20"/>
-        </w:rPr>
-        <w:t xml:space="preserve">   Date</w:t>
-      </w:r>
-      <w:r>
-        <w:rPr>
-          <w:rFonts w:ascii="Avenir Next" w:hAnsi="Avenir Next" w:cs="Avenir Next" w:eastAsia="Avenir Next"/>
-          <w:color w:val="1A1A1A"/>
-          <w:sz w:val="20"/>
-          <w:szCs w:val="20"/>
-        </w:rPr>
-        <w:tab/>
-      </w:r>
-      <w:r>
-        <w:rPr>
-          <w:rFonts w:ascii="Avenir Next" w:hAnsi="Avenir Next" w:cs="Avenir Next" w:eastAsia="Avenir Next"/>
-          <w:color w:val="1A1A1A"/>
-          <w:sz w:val="20"/>
+          <w:sz w:val="22"/>
           <w:szCs w:val="20"/>
         </w:rPr>
         <w:t xml:space="preserve">   Period</w:t>
@@ -78,7 +78,7 @@
           <w:caps/>
           <w:color w:val="003A70"/>
           <w:spacing w:val="12"/>
-          <w:sz w:val="19"/>
+          <w:sz w:val="22"/>
           <w:szCs w:val="19"/>
         </w:rPr>
         <w:t xml:space="preserve">Lesson 9-1  ·  Homework Packet  ·  Sheet 1 of 2</w:t>
@@ -86,6 +86,7 @@
     </w:p>
     <w:p>
       <w:pPr>
+        <w:pStyle w:val="Heading1"/>
         <w:keepNext/>
         <w:spacing w:before="0" w:after="0" w:line="240" w:lineRule="auto"/>
       </w:pPr>
@@ -111,7 +112,7 @@
         <w:rPr>
           <w:rFonts w:ascii="Avenir Next" w:hAnsi="Avenir Next" w:cs="Avenir Next" w:eastAsia="Avenir Next"/>
           <w:color w:val="5A5F66"/>
-          <w:sz w:val="17"/>
+          <w:sz w:val="22"/>
           <w:szCs w:val="17"/>
         </w:rPr>
         <w:t xml:space="preserve">Maryland Standard 6.EE.C.9   ·   Learning target — I can name the independent and dependent variables in a relationship.</w:t>
@@ -158,6 +159,7 @@
           </w:tcPr>
           <w:p>
             <w:pPr>
+              <w:pStyle w:val="Heading2"/>
               <w:spacing w:before="0" w:after="0" w:line="240" w:lineRule="auto"/>
             </w:pPr>
             <w:r>
@@ -185,44 +187,44 @@
                 <w:rFonts w:ascii="Avenir Next" w:hAnsi="Avenir Next" w:cs="Avenir Next" w:eastAsia="Avenir Next"/>
                 <w:b/>
                 <w:color w:val="003A70"/>
+                <w:sz w:val="22"/>
+                <w:szCs w:val="18"/>
+              </w:rPr>
+              <w:t xml:space="preserve">•</w:t>
+            </w:r>
+            <w:r>
+              <w:rPr>
+                <w:rFonts w:ascii="Avenir Next" w:hAnsi="Avenir Next" w:cs="Avenir Next" w:eastAsia="Avenir Next"/>
+                <w:color w:val="1A1A1A"/>
                 <w:sz w:val="18"/>
                 <w:szCs w:val="18"/>
               </w:rPr>
-              <w:t xml:space="preserve">•</w:t>
-            </w:r>
-            <w:r>
-              <w:rPr>
-                <w:rFonts w:ascii="Avenir Next" w:hAnsi="Avenir Next" w:cs="Avenir Next" w:eastAsia="Avenir Next"/>
-                <w:color w:val="1A1A1A"/>
-                <w:sz w:val="18"/>
+              <w:tab/>
+            </w:r>
+            <w:r>
+              <w:rPr>
+                <w:rFonts w:ascii="Avenir Next" w:hAnsi="Avenir Next" w:cs="Avenir Next" w:eastAsia="Avenir Next"/>
+                <w:color w:val="1A1A1A"/>
+                <w:sz w:val="22"/>
                 <w:szCs w:val="18"/>
               </w:rPr>
-              <w:tab/>
-            </w:r>
-            <w:r>
-              <w:rPr>
-                <w:rFonts w:ascii="Avenir Next" w:hAnsi="Avenir Next" w:cs="Avenir Next" w:eastAsia="Avenir Next"/>
-                <w:color w:val="1A1A1A"/>
-                <w:sz w:val="18"/>
+              <w:t xml:space="preserve">The </w:t>
+            </w:r>
+            <w:r>
+              <w:rPr>
+                <w:rFonts w:ascii="Avenir Next" w:hAnsi="Avenir Next" w:cs="Avenir Next" w:eastAsia="Avenir Next"/>
+                <w:b/>
+                <w:color w:val="1A1A1A"/>
+                <w:sz w:val="22"/>
                 <w:szCs w:val="18"/>
               </w:rPr>
-              <w:t xml:space="preserve">The </w:t>
-            </w:r>
-            <w:r>
-              <w:rPr>
-                <w:rFonts w:ascii="Avenir Next" w:hAnsi="Avenir Next" w:cs="Avenir Next" w:eastAsia="Avenir Next"/>
-                <w:b/>
-                <w:color w:val="1A1A1A"/>
-                <w:sz w:val="18"/>
-                <w:szCs w:val="18"/>
-              </w:rPr>
               <w:t xml:space="preserve">independent variable</w:t>
             </w:r>
             <w:r>
               <w:rPr>
                 <w:rFonts w:ascii="Avenir Next" w:hAnsi="Avenir Next" w:cs="Avenir Next" w:eastAsia="Avenir Next"/>
                 <w:color w:val="1A1A1A"/>
-                <w:sz w:val="18"/>
+                <w:sz w:val="22"/>
                 <w:szCs w:val="18"/>
               </w:rPr>
               <w:t xml:space="preserve"> is the input you choose or control.</w:t>
@@ -241,63 +243,63 @@
                 <w:rFonts w:ascii="Avenir Next" w:hAnsi="Avenir Next" w:cs="Avenir Next" w:eastAsia="Avenir Next"/>
                 <w:b/>
                 <w:color w:val="003A70"/>
+                <w:sz w:val="22"/>
+                <w:szCs w:val="18"/>
+              </w:rPr>
+              <w:t xml:space="preserve">•</w:t>
+            </w:r>
+            <w:r>
+              <w:rPr>
+                <w:rFonts w:ascii="Avenir Next" w:hAnsi="Avenir Next" w:cs="Avenir Next" w:eastAsia="Avenir Next"/>
+                <w:color w:val="1A1A1A"/>
                 <w:sz w:val="18"/>
                 <w:szCs w:val="18"/>
               </w:rPr>
-              <w:t xml:space="preserve">•</w:t>
-            </w:r>
-            <w:r>
-              <w:rPr>
-                <w:rFonts w:ascii="Avenir Next" w:hAnsi="Avenir Next" w:cs="Avenir Next" w:eastAsia="Avenir Next"/>
-                <w:color w:val="1A1A1A"/>
-                <w:sz w:val="18"/>
+              <w:tab/>
+            </w:r>
+            <w:r>
+              <w:rPr>
+                <w:rFonts w:ascii="Avenir Next" w:hAnsi="Avenir Next" w:cs="Avenir Next" w:eastAsia="Avenir Next"/>
+                <w:color w:val="1A1A1A"/>
+                <w:sz w:val="22"/>
                 <w:szCs w:val="18"/>
               </w:rPr>
-              <w:tab/>
-            </w:r>
-            <w:r>
-              <w:rPr>
-                <w:rFonts w:ascii="Avenir Next" w:hAnsi="Avenir Next" w:cs="Avenir Next" w:eastAsia="Avenir Next"/>
-                <w:color w:val="1A1A1A"/>
-                <w:sz w:val="18"/>
+              <w:t xml:space="preserve">The </w:t>
+            </w:r>
+            <w:r>
+              <w:rPr>
+                <w:rFonts w:ascii="Avenir Next" w:hAnsi="Avenir Next" w:cs="Avenir Next" w:eastAsia="Avenir Next"/>
+                <w:b/>
+                <w:color w:val="1A1A1A"/>
+                <w:sz w:val="22"/>
                 <w:szCs w:val="18"/>
               </w:rPr>
-              <w:t xml:space="preserve">The </w:t>
-            </w:r>
-            <w:r>
-              <w:rPr>
-                <w:rFonts w:ascii="Avenir Next" w:hAnsi="Avenir Next" w:cs="Avenir Next" w:eastAsia="Avenir Next"/>
-                <w:b/>
-                <w:color w:val="1A1A1A"/>
-                <w:sz w:val="18"/>
+              <w:t xml:space="preserve">dependent variable</w:t>
+            </w:r>
+            <w:r>
+              <w:rPr>
+                <w:rFonts w:ascii="Avenir Next" w:hAnsi="Avenir Next" w:cs="Avenir Next" w:eastAsia="Avenir Next"/>
+                <w:color w:val="1A1A1A"/>
+                <w:sz w:val="22"/>
                 <w:szCs w:val="18"/>
               </w:rPr>
-              <w:t xml:space="preserve">dependent variable</w:t>
-            </w:r>
-            <w:r>
-              <w:rPr>
-                <w:rFonts w:ascii="Avenir Next" w:hAnsi="Avenir Next" w:cs="Avenir Next" w:eastAsia="Avenir Next"/>
-                <w:color w:val="1A1A1A"/>
-                <w:sz w:val="18"/>
+              <w:t xml:space="preserve"> is the output. It </w:t>
+            </w:r>
+            <w:r>
+              <w:rPr>
+                <w:rFonts w:ascii="Avenir Next" w:hAnsi="Avenir Next" w:cs="Avenir Next" w:eastAsia="Avenir Next"/>
+                <w:b/>
+                <w:color w:val="1A1A1A"/>
+                <w:sz w:val="22"/>
                 <w:szCs w:val="18"/>
               </w:rPr>
-              <w:t xml:space="preserve"> is the output. It </w:t>
-            </w:r>
-            <w:r>
-              <w:rPr>
-                <w:rFonts w:ascii="Avenir Next" w:hAnsi="Avenir Next" w:cs="Avenir Next" w:eastAsia="Avenir Next"/>
-                <w:b/>
-                <w:color w:val="1A1A1A"/>
-                <w:sz w:val="18"/>
-                <w:szCs w:val="18"/>
-              </w:rPr>
               <w:t xml:space="preserve">depends on</w:t>
             </w:r>
             <w:r>
               <w:rPr>
                 <w:rFonts w:ascii="Avenir Next" w:hAnsi="Avenir Next" w:cs="Avenir Next" w:eastAsia="Avenir Next"/>
                 <w:color w:val="1A1A1A"/>
-                <w:sz w:val="18"/>
+                <w:sz w:val="22"/>
                 <w:szCs w:val="18"/>
               </w:rPr>
               <w:t xml:space="preserve"> the input.</w:t>
@@ -316,63 +318,63 @@
                 <w:rFonts w:ascii="Avenir Next" w:hAnsi="Avenir Next" w:cs="Avenir Next" w:eastAsia="Avenir Next"/>
                 <w:b/>
                 <w:color w:val="003A70"/>
+                <w:sz w:val="22"/>
+                <w:szCs w:val="18"/>
+              </w:rPr>
+              <w:t xml:space="preserve">•</w:t>
+            </w:r>
+            <w:r>
+              <w:rPr>
+                <w:rFonts w:ascii="Avenir Next" w:hAnsi="Avenir Next" w:cs="Avenir Next" w:eastAsia="Avenir Next"/>
+                <w:color w:val="1A1A1A"/>
                 <w:sz w:val="18"/>
                 <w:szCs w:val="18"/>
               </w:rPr>
-              <w:t xml:space="preserve">•</w:t>
-            </w:r>
-            <w:r>
-              <w:rPr>
-                <w:rFonts w:ascii="Avenir Next" w:hAnsi="Avenir Next" w:cs="Avenir Next" w:eastAsia="Avenir Next"/>
-                <w:color w:val="1A1A1A"/>
-                <w:sz w:val="18"/>
+              <w:tab/>
+            </w:r>
+            <w:r>
+              <w:rPr>
+                <w:rFonts w:ascii="Avenir Next" w:hAnsi="Avenir Next" w:cs="Avenir Next" w:eastAsia="Avenir Next"/>
+                <w:color w:val="1A1A1A"/>
+                <w:sz w:val="22"/>
                 <w:szCs w:val="18"/>
               </w:rPr>
-              <w:tab/>
-            </w:r>
-            <w:r>
-              <w:rPr>
-                <w:rFonts w:ascii="Avenir Next" w:hAnsi="Avenir Next" w:cs="Avenir Next" w:eastAsia="Avenir Next"/>
-                <w:color w:val="1A1A1A"/>
-                <w:sz w:val="18"/>
+              <w:t xml:space="preserve">On a graph: independent on the </w:t>
+            </w:r>
+            <w:r>
+              <w:rPr>
+                <w:rFonts w:ascii="Avenir Next" w:hAnsi="Avenir Next" w:cs="Avenir Next" w:eastAsia="Avenir Next"/>
+                <w:b/>
+                <w:color w:val="1A1A1A"/>
+                <w:sz w:val="22"/>
                 <w:szCs w:val="18"/>
               </w:rPr>
-              <w:t xml:space="preserve">On a graph: independent on the </w:t>
-            </w:r>
-            <w:r>
-              <w:rPr>
-                <w:rFonts w:ascii="Avenir Next" w:hAnsi="Avenir Next" w:cs="Avenir Next" w:eastAsia="Avenir Next"/>
-                <w:b/>
-                <w:color w:val="1A1A1A"/>
-                <w:sz w:val="18"/>
+              <w:t xml:space="preserve">x-axis</w:t>
+            </w:r>
+            <w:r>
+              <w:rPr>
+                <w:rFonts w:ascii="Avenir Next" w:hAnsi="Avenir Next" w:cs="Avenir Next" w:eastAsia="Avenir Next"/>
+                <w:color w:val="1A1A1A"/>
+                <w:sz w:val="22"/>
                 <w:szCs w:val="18"/>
               </w:rPr>
-              <w:t xml:space="preserve">x-axis</w:t>
-            </w:r>
-            <w:r>
-              <w:rPr>
-                <w:rFonts w:ascii="Avenir Next" w:hAnsi="Avenir Next" w:cs="Avenir Next" w:eastAsia="Avenir Next"/>
-                <w:color w:val="1A1A1A"/>
-                <w:sz w:val="18"/>
+              <w:t xml:space="preserve">, dependent on the </w:t>
+            </w:r>
+            <w:r>
+              <w:rPr>
+                <w:rFonts w:ascii="Avenir Next" w:hAnsi="Avenir Next" w:cs="Avenir Next" w:eastAsia="Avenir Next"/>
+                <w:b/>
+                <w:color w:val="1A1A1A"/>
+                <w:sz w:val="22"/>
                 <w:szCs w:val="18"/>
               </w:rPr>
-              <w:t xml:space="preserve">, dependent on the </w:t>
-            </w:r>
-            <w:r>
-              <w:rPr>
-                <w:rFonts w:ascii="Avenir Next" w:hAnsi="Avenir Next" w:cs="Avenir Next" w:eastAsia="Avenir Next"/>
-                <w:b/>
-                <w:color w:val="1A1A1A"/>
-                <w:sz w:val="18"/>
-                <w:szCs w:val="18"/>
-              </w:rPr>
               <w:t xml:space="preserve">y-axis</w:t>
             </w:r>
             <w:r>
               <w:rPr>
                 <w:rFonts w:ascii="Avenir Next" w:hAnsi="Avenir Next" w:cs="Avenir Next" w:eastAsia="Avenir Next"/>
                 <w:color w:val="1A1A1A"/>
-                <w:sz w:val="18"/>
+                <w:sz w:val="22"/>
                 <w:szCs w:val="18"/>
               </w:rPr>
               <w:t xml:space="preserve">.</w:t>
@@ -387,6 +389,7 @@
           </w:tcPr>
           <w:p>
             <w:pPr>
+              <w:pStyle w:val="Heading2"/>
               <w:spacing w:before="0" w:after="0" w:line="240" w:lineRule="auto"/>
             </w:pPr>
             <w:r>
@@ -409,7 +412,7 @@
               <w:rPr>
                 <w:rFonts w:ascii="Avenir Next" w:hAnsi="Avenir Next" w:cs="Avenir Next" w:eastAsia="Avenir Next"/>
                 <w:color w:val="1A1A1A"/>
-                <w:sz w:val="17"/>
+                <w:sz w:val="22"/>
                 <w:szCs w:val="17"/>
               </w:rPr>
               <w:t xml:space="preserve">The more cars Andre washes, the more money he earns. Name the variables.</w:t>
@@ -428,25 +431,25 @@
                 <w:rFonts w:ascii="Avenir Next" w:hAnsi="Avenir Next" w:cs="Avenir Next" w:eastAsia="Avenir Next"/>
                 <w:b/>
                 <w:color w:val="003A70"/>
+                <w:sz w:val="22"/>
+                <w:szCs w:val="17"/>
+              </w:rPr>
+              <w:t xml:space="preserve">Step 1</w:t>
+            </w:r>
+            <w:r>
+              <w:rPr>
+                <w:rFonts w:ascii="Avenir Next" w:hAnsi="Avenir Next" w:cs="Avenir Next" w:eastAsia="Avenir Next"/>
+                <w:color w:val="1A1A1A"/>
                 <w:sz w:val="17"/>
                 <w:szCs w:val="17"/>
               </w:rPr>
-              <w:t xml:space="preserve">Step 1</w:t>
-            </w:r>
-            <w:r>
-              <w:rPr>
-                <w:rFonts w:ascii="Avenir Next" w:hAnsi="Avenir Next" w:cs="Avenir Next" w:eastAsia="Avenir Next"/>
-                <w:color w:val="1A1A1A"/>
-                <w:sz w:val="17"/>
-                <w:szCs w:val="17"/>
-              </w:rPr>
               <w:tab/>
             </w:r>
             <w:r>
               <w:rPr>
                 <w:rFonts w:ascii="Avenir Next" w:hAnsi="Avenir Next" w:cs="Avenir Next" w:eastAsia="Avenir Next"/>
                 <w:color w:val="1A1A1A"/>
-                <w:sz w:val="17"/>
+                <w:sz w:val="22"/>
                 <w:szCs w:val="17"/>
               </w:rPr>
               <w:t xml:space="preserve">Andre controls how many cars he washes.</w:t>
@@ -465,25 +468,25 @@
                 <w:rFonts w:ascii="Avenir Next" w:hAnsi="Avenir Next" w:cs="Avenir Next" w:eastAsia="Avenir Next"/>
                 <w:b/>
                 <w:color w:val="003A70"/>
+                <w:sz w:val="22"/>
+                <w:szCs w:val="17"/>
+              </w:rPr>
+              <w:t xml:space="preserve">Step 2</w:t>
+            </w:r>
+            <w:r>
+              <w:rPr>
+                <w:rFonts w:ascii="Avenir Next" w:hAnsi="Avenir Next" w:cs="Avenir Next" w:eastAsia="Avenir Next"/>
+                <w:color w:val="1A1A1A"/>
                 <w:sz w:val="17"/>
                 <w:szCs w:val="17"/>
               </w:rPr>
-              <w:t xml:space="preserve">Step 2</w:t>
-            </w:r>
-            <w:r>
-              <w:rPr>
-                <w:rFonts w:ascii="Avenir Next" w:hAnsi="Avenir Next" w:cs="Avenir Next" w:eastAsia="Avenir Next"/>
-                <w:color w:val="1A1A1A"/>
-                <w:sz w:val="17"/>
-                <w:szCs w:val="17"/>
-              </w:rPr>
               <w:tab/>
             </w:r>
             <w:r>
               <w:rPr>
                 <w:rFonts w:ascii="Avenir Next" w:hAnsi="Avenir Next" w:cs="Avenir Next" w:eastAsia="Avenir Next"/>
                 <w:color w:val="1A1A1A"/>
-                <w:sz w:val="17"/>
+                <w:sz w:val="22"/>
                 <w:szCs w:val="17"/>
               </w:rPr>
               <w:t xml:space="preserve">Test: “Money earned depends on cars washed.” It makes sense.</w:t>
@@ -502,18 +505,18 @@
                 <w:rFonts w:ascii="Avenir Next" w:hAnsi="Avenir Next" w:cs="Avenir Next" w:eastAsia="Avenir Next"/>
                 <w:b/>
                 <w:color w:val="1A1A1A"/>
+                <w:sz w:val="22"/>
+                <w:szCs w:val="17"/>
+              </w:rPr>
+              <w:t xml:space="preserve">Answer</w:t>
+            </w:r>
+            <w:r>
+              <w:rPr>
+                <w:rFonts w:ascii="Avenir Next" w:hAnsi="Avenir Next" w:cs="Avenir Next" w:eastAsia="Avenir Next"/>
+                <w:color w:val="1A1A1A"/>
                 <w:sz w:val="17"/>
                 <w:szCs w:val="17"/>
               </w:rPr>
-              <w:t xml:space="preserve">Answer</w:t>
-            </w:r>
-            <w:r>
-              <w:rPr>
-                <w:rFonts w:ascii="Avenir Next" w:hAnsi="Avenir Next" w:cs="Avenir Next" w:eastAsia="Avenir Next"/>
-                <w:color w:val="1A1A1A"/>
-                <w:sz w:val="17"/>
-                <w:szCs w:val="17"/>
-              </w:rPr>
               <w:tab/>
             </w:r>
             <w:r>
@@ -521,7 +524,7 @@
                 <w:rFonts w:ascii="Avenir Next" w:hAnsi="Avenir Next" w:cs="Avenir Next" w:eastAsia="Avenir Next"/>
                 <w:b/>
                 <w:color w:val="1A1A1A"/>
-                <w:sz w:val="17"/>
+                <w:sz w:val="22"/>
                 <w:szCs w:val="17"/>
               </w:rPr>
               <w:t xml:space="preserve">Independent: cars washed · Dependent: money earned</w:t>
@@ -532,6 +535,7 @@
     </w:tbl>
     <w:p>
       <w:pPr>
+        <w:pStyle w:val="Heading2"/>
         <w:keepNext/>
         <w:pBdr>
           <w:bottom w:val="single" w:sz="8" w:space="3" w:color="003A70"/>
@@ -547,7 +551,7 @@
           <w:b/>
           <w:color w:val="003A70"/>
           <w:spacing w:val="14"/>
-          <w:sz w:val="19"/>
+          <w:sz w:val="22"/>
           <w:szCs w:val="19"/>
         </w:rPr>
         <w:t xml:space="preserve">PRACTICE</w:t>
@@ -566,7 +570,7 @@
           <w:rFonts w:ascii="Avenir Next" w:hAnsi="Avenir Next" w:cs="Avenir Next" w:eastAsia="Avenir Next"/>
           <w:i/>
           <w:color w:val="5A5F66"/>
-          <w:sz w:val="17"/>
+          <w:sz w:val="22"/>
           <w:szCs w:val="17"/>
         </w:rPr>
         <w:t xml:space="preserve">show your work · label units</w:t>
@@ -586,25 +590,25 @@
           <w:rFonts w:ascii="Avenir Next" w:hAnsi="Avenir Next" w:cs="Avenir Next" w:eastAsia="Avenir Next"/>
           <w:b/>
           <w:color w:val="1A1A1A"/>
+          <w:sz w:val="22"/>
+          <w:szCs w:val="20"/>
+        </w:rPr>
+        <w:t xml:space="preserve">1.</w:t>
+      </w:r>
+      <w:r>
+        <w:rPr>
+          <w:rFonts w:ascii="Avenir Next" w:hAnsi="Avenir Next" w:cs="Avenir Next" w:eastAsia="Avenir Next"/>
+          <w:color w:val="1A1A1A"/>
           <w:sz w:val="20"/>
           <w:szCs w:val="20"/>
         </w:rPr>
-        <w:t xml:space="preserve">1.</w:t>
-      </w:r>
-      <w:r>
-        <w:rPr>
-          <w:rFonts w:ascii="Avenir Next" w:hAnsi="Avenir Next" w:cs="Avenir Next" w:eastAsia="Avenir Next"/>
-          <w:color w:val="1A1A1A"/>
-          <w:sz w:val="20"/>
-          <w:szCs w:val="20"/>
-        </w:rPr>
         <w:tab/>
       </w:r>
       <w:r>
         <w:rPr>
           <w:rFonts w:ascii="Avenir Next" w:hAnsi="Avenir Next" w:cs="Avenir Next" w:eastAsia="Avenir Next"/>
           <w:color w:val="1A1A1A"/>
-          <w:sz w:val="20"/>
+          <w:sz w:val="22"/>
           <w:szCs w:val="20"/>
         </w:rPr>
         <w:t xml:space="preserve">For each pair of quantities, write </w:t>
@@ -614,7 +618,7 @@
           <w:rFonts w:ascii="Avenir Next" w:hAnsi="Avenir Next" w:cs="Avenir Next" w:eastAsia="Avenir Next"/>
           <w:b/>
           <w:color w:val="1A1A1A"/>
-          <w:sz w:val="20"/>
+          <w:sz w:val="22"/>
           <w:szCs w:val="20"/>
         </w:rPr>
         <w:t xml:space="preserve">I</w:t>
@@ -623,7 +627,7 @@
         <w:rPr>
           <w:rFonts w:ascii="Avenir Next" w:hAnsi="Avenir Next" w:cs="Avenir Next" w:eastAsia="Avenir Next"/>
           <w:color w:val="1A1A1A"/>
-          <w:sz w:val="20"/>
+          <w:sz w:val="22"/>
           <w:szCs w:val="20"/>
         </w:rPr>
         <w:t xml:space="preserve"> under the independent variable and </w:t>
@@ -633,7 +637,7 @@
           <w:rFonts w:ascii="Avenir Next" w:hAnsi="Avenir Next" w:cs="Avenir Next" w:eastAsia="Avenir Next"/>
           <w:b/>
           <w:color w:val="1A1A1A"/>
-          <w:sz w:val="20"/>
+          <w:sz w:val="22"/>
           <w:szCs w:val="20"/>
         </w:rPr>
         <w:t xml:space="preserve">D</w:t>
@@ -642,7 +646,7 @@
         <w:rPr>
           <w:rFonts w:ascii="Avenir Next" w:hAnsi="Avenir Next" w:cs="Avenir Next" w:eastAsia="Avenir Next"/>
           <w:color w:val="1A1A1A"/>
-          <w:sz w:val="20"/>
+          <w:sz w:val="22"/>
           <w:szCs w:val="20"/>
         </w:rPr>
         <w:t xml:space="preserve"> under the dependent variable.</w:t>
@@ -709,7 +713,7 @@
                 <w:rFonts w:ascii="Avenir Next" w:hAnsi="Avenir Next" w:cs="Avenir Next" w:eastAsia="Avenir Next"/>
                 <w:b/>
                 <w:color w:val="1A1A1A"/>
-                <w:sz w:val="19"/>
+                <w:sz w:val="22"/>
                 <w:szCs w:val="19"/>
               </w:rPr>
               <w:t xml:space="preserve">Quantity</w:t>
@@ -732,7 +736,7 @@
                 <w:rFonts w:ascii="Avenir Next" w:hAnsi="Avenir Next" w:cs="Avenir Next" w:eastAsia="Avenir Next"/>
                 <w:b/>
                 <w:color w:val="1A1A1A"/>
-                <w:sz w:val="19"/>
+                <w:sz w:val="22"/>
                 <w:szCs w:val="19"/>
               </w:rPr>
               <w:t xml:space="preserve">I or D</w:t>
@@ -755,7 +759,7 @@
                 <w:rFonts w:ascii="Avenir Next" w:hAnsi="Avenir Next" w:cs="Avenir Next" w:eastAsia="Avenir Next"/>
                 <w:b/>
                 <w:color w:val="1A1A1A"/>
-                <w:sz w:val="19"/>
+                <w:sz w:val="22"/>
                 <w:szCs w:val="19"/>
               </w:rPr>
               <w:t xml:space="preserve">Quantity</w:t>
@@ -778,7 +782,7 @@
                 <w:rFonts w:ascii="Avenir Next" w:hAnsi="Avenir Next" w:cs="Avenir Next" w:eastAsia="Avenir Next"/>
                 <w:b/>
                 <w:color w:val="1A1A1A"/>
-                <w:sz w:val="19"/>
+                <w:sz w:val="22"/>
                 <w:szCs w:val="19"/>
               </w:rPr>
               <w:t xml:space="preserve">I or D</w:t>
@@ -807,7 +811,7 @@
                 <w:rFonts w:ascii="Avenir Next" w:hAnsi="Avenir Next" w:cs="Avenir Next" w:eastAsia="Avenir Next"/>
                 <w:b/>
                 <w:color w:val="1A1A1A"/>
-                <w:sz w:val="19"/>
+                <w:sz w:val="22"/>
                 <w:szCs w:val="19"/>
               </w:rPr>
               <w:t xml:space="preserve">a.</w:t>
@@ -828,7 +832,7 @@
               <w:rPr>
                 <w:rFonts w:ascii="Avenir Next" w:hAnsi="Avenir Next" w:cs="Avenir Next" w:eastAsia="Avenir Next"/>
                 <w:color w:val="1A1A1A"/>
-                <w:sz w:val="19"/>
+                <w:sz w:val="22"/>
                 <w:szCs w:val="19"/>
               </w:rPr>
               <w:t xml:space="preserve">minutes biking</w:t>
@@ -860,7 +864,7 @@
               <w:rPr>
                 <w:rFonts w:ascii="Avenir Next" w:hAnsi="Avenir Next" w:cs="Avenir Next" w:eastAsia="Avenir Next"/>
                 <w:color w:val="1A1A1A"/>
-                <w:sz w:val="19"/>
+                <w:sz w:val="22"/>
                 <w:szCs w:val="19"/>
               </w:rPr>
               <w:t xml:space="preserve">miles traveled</w:t>
@@ -900,7 +904,7 @@
                 <w:rFonts w:ascii="Avenir Next" w:hAnsi="Avenir Next" w:cs="Avenir Next" w:eastAsia="Avenir Next"/>
                 <w:b/>
                 <w:color w:val="1A1A1A"/>
-                <w:sz w:val="19"/>
+                <w:sz w:val="22"/>
                 <w:szCs w:val="19"/>
               </w:rPr>
               <w:t xml:space="preserve">b.</w:t>
@@ -921,7 +925,7 @@
               <w:rPr>
                 <w:rFonts w:ascii="Avenir Next" w:hAnsi="Avenir Next" w:cs="Avenir Next" w:eastAsia="Avenir Next"/>
                 <w:color w:val="1A1A1A"/>
-                <w:sz w:val="19"/>
+                <w:sz w:val="22"/>
                 <w:szCs w:val="19"/>
               </w:rPr>
               <w:t xml:space="preserve">total cost</w:t>
@@ -953,7 +957,7 @@
               <w:rPr>
                 <w:rFonts w:ascii="Avenir Next" w:hAnsi="Avenir Next" w:cs="Avenir Next" w:eastAsia="Avenir Next"/>
                 <w:color w:val="1A1A1A"/>
-                <w:sz w:val="19"/>
+                <w:sz w:val="22"/>
                 <w:szCs w:val="19"/>
               </w:rPr>
               <w:t xml:space="preserve">tickets bought</w:t>
@@ -993,7 +997,7 @@
                 <w:rFonts w:ascii="Avenir Next" w:hAnsi="Avenir Next" w:cs="Avenir Next" w:eastAsia="Avenir Next"/>
                 <w:b/>
                 <w:color w:val="1A1A1A"/>
-                <w:sz w:val="19"/>
+                <w:sz w:val="22"/>
                 <w:szCs w:val="19"/>
               </w:rPr>
               <w:t xml:space="preserve">c.</w:t>
@@ -1014,7 +1018,7 @@
               <w:rPr>
                 <w:rFonts w:ascii="Avenir Next" w:hAnsi="Avenir Next" w:cs="Avenir Next" w:eastAsia="Avenir Next"/>
                 <w:color w:val="1A1A1A"/>
-                <w:sz w:val="19"/>
+                <w:sz w:val="22"/>
                 <w:szCs w:val="19"/>
               </w:rPr>
               <w:t xml:space="preserve">guests at a party</w:t>
@@ -1046,7 +1050,7 @@
               <w:rPr>
                 <w:rFonts w:ascii="Avenir Next" w:hAnsi="Avenir Next" w:cs="Avenir Next" w:eastAsia="Avenir Next"/>
                 <w:color w:val="1A1A1A"/>
-                <w:sz w:val="19"/>
+                <w:sz w:val="22"/>
                 <w:szCs w:val="19"/>
               </w:rPr>
               <w:t xml:space="preserve">cups of juice needed</w:t>
@@ -1085,18 +1089,18 @@
           <w:rFonts w:ascii="Avenir Next" w:hAnsi="Avenir Next" w:cs="Avenir Next" w:eastAsia="Avenir Next"/>
           <w:b/>
           <w:color w:val="1A1A1A"/>
+          <w:sz w:val="22"/>
+          <w:szCs w:val="20"/>
+        </w:rPr>
+        <w:t xml:space="preserve">2.</w:t>
+      </w:r>
+      <w:r>
+        <w:rPr>
+          <w:rFonts w:ascii="Avenir Next" w:hAnsi="Avenir Next" w:cs="Avenir Next" w:eastAsia="Avenir Next"/>
+          <w:color w:val="1A1A1A"/>
           <w:sz w:val="20"/>
           <w:szCs w:val="20"/>
         </w:rPr>
-        <w:t xml:space="preserve">2.</w:t>
-      </w:r>
-      <w:r>
-        <w:rPr>
-          <w:rFonts w:ascii="Avenir Next" w:hAnsi="Avenir Next" w:cs="Avenir Next" w:eastAsia="Avenir Next"/>
-          <w:color w:val="1A1A1A"/>
-          <w:sz w:val="20"/>
-          <w:szCs w:val="20"/>
-        </w:rPr>
         <w:tab/>
       </w:r>
       <w:r>
@@ -1104,7 +1108,7 @@
           <w:rFonts w:ascii="Avenir Next" w:hAnsi="Avenir Next" w:cs="Avenir Next" w:eastAsia="Avenir Next"/>
           <w:b/>
           <w:color w:val="1A1A1A"/>
-          <w:sz w:val="20"/>
+          <w:sz w:val="22"/>
           <w:szCs w:val="20"/>
         </w:rPr>
         <w:t xml:space="preserve">Bus Ride.  </w:t>
@@ -1113,7 +1117,7 @@
         <w:rPr>
           <w:rFonts w:ascii="Avenir Next" w:hAnsi="Avenir Next" w:cs="Avenir Next" w:eastAsia="Avenir Next"/>
           <w:color w:val="1A1A1A"/>
-          <w:sz w:val="20"/>
+          <w:sz w:val="22"/>
           <w:szCs w:val="20"/>
         </w:rPr>
         <w:t xml:space="preserve">The longer Imani rides the bus, the farther she gets from home. Write a sentence about these two quantities that uses “depends on.”</w:t>
@@ -1132,7 +1136,7 @@
           <w:rFonts w:ascii="Avenir Next" w:hAnsi="Avenir Next" w:cs="Avenir Next" w:eastAsia="Avenir Next"/>
           <w:b/>
           <w:color w:val="1A1A1A"/>
-          <w:sz w:val="18"/>
+          <w:sz w:val="22"/>
           <w:szCs w:val="18"/>
         </w:rPr>
         <w:t xml:space="preserve">Sentence</w:t>
@@ -1166,18 +1170,18 @@
           <w:rFonts w:ascii="Avenir Next" w:hAnsi="Avenir Next" w:cs="Avenir Next" w:eastAsia="Avenir Next"/>
           <w:b/>
           <w:color w:val="1A1A1A"/>
+          <w:sz w:val="22"/>
+          <w:szCs w:val="20"/>
+        </w:rPr>
+        <w:t xml:space="preserve">3.</w:t>
+      </w:r>
+      <w:r>
+        <w:rPr>
+          <w:rFonts w:ascii="Avenir Next" w:hAnsi="Avenir Next" w:cs="Avenir Next" w:eastAsia="Avenir Next"/>
+          <w:color w:val="1A1A1A"/>
           <w:sz w:val="20"/>
           <w:szCs w:val="20"/>
         </w:rPr>
-        <w:t xml:space="preserve">3.</w:t>
-      </w:r>
-      <w:r>
-        <w:rPr>
-          <w:rFonts w:ascii="Avenir Next" w:hAnsi="Avenir Next" w:cs="Avenir Next" w:eastAsia="Avenir Next"/>
-          <w:color w:val="1A1A1A"/>
-          <w:sz w:val="20"/>
-          <w:szCs w:val="20"/>
-        </w:rPr>
         <w:tab/>
       </w:r>
       <w:r>
@@ -1185,7 +1189,7 @@
           <w:rFonts w:ascii="Avenir Next" w:hAnsi="Avenir Next" w:cs="Avenir Next" w:eastAsia="Avenir Next"/>
           <w:b/>
           <w:color w:val="1A1A1A"/>
-          <w:sz w:val="20"/>
+          <w:sz w:val="22"/>
           <w:szCs w:val="20"/>
         </w:rPr>
         <w:t xml:space="preserve">Dog Walking.  </w:t>
@@ -1194,7 +1198,7 @@
         <w:rPr>
           <w:rFonts w:ascii="Avenir Next" w:hAnsi="Avenir Next" w:cs="Avenir Next" w:eastAsia="Avenir Next"/>
           <w:color w:val="1A1A1A"/>
-          <w:sz w:val="20"/>
+          <w:sz w:val="22"/>
           <w:szCs w:val="20"/>
         </w:rPr>
         <w:t xml:space="preserve">Rosa earns $6 per dog she walks. Name both variables.</w:t>
@@ -1213,7 +1217,7 @@
           <w:rFonts w:ascii="Avenir Next" w:hAnsi="Avenir Next" w:cs="Avenir Next" w:eastAsia="Avenir Next"/>
           <w:b/>
           <w:color w:val="1A1A1A"/>
-          <w:sz w:val="18"/>
+          <w:sz w:val="22"/>
           <w:szCs w:val="18"/>
         </w:rPr>
         <w:t xml:space="preserve">Independent / Dependent</w:t>
@@ -1286,35 +1290,35 @@
                 <w:rFonts w:ascii="Avenir Next" w:hAnsi="Avenir Next" w:cs="Avenir Next" w:eastAsia="Avenir Next"/>
                 <w:b/>
                 <w:color w:val="1A1A1A"/>
+                <w:sz w:val="22"/>
+                <w:szCs w:val="20"/>
+              </w:rPr>
+              <w:t xml:space="preserve">4.</w:t>
+            </w:r>
+            <w:r>
+              <w:rPr>
+                <w:rFonts w:ascii="Avenir Next" w:hAnsi="Avenir Next" w:cs="Avenir Next" w:eastAsia="Avenir Next"/>
+                <w:color w:val="1A1A1A"/>
                 <w:sz w:val="20"/>
                 <w:szCs w:val="20"/>
               </w:rPr>
-              <w:t xml:space="preserve">4.</w:t>
-            </w:r>
-            <w:r>
-              <w:rPr>
-                <w:rFonts w:ascii="Avenir Next" w:hAnsi="Avenir Next" w:cs="Avenir Next" w:eastAsia="Avenir Next"/>
-                <w:color w:val="1A1A1A"/>
-                <w:sz w:val="20"/>
+              <w:tab/>
+            </w:r>
+            <w:r>
+              <w:rPr>
+                <w:rFonts w:ascii="Avenir Next" w:hAnsi="Avenir Next" w:cs="Avenir Next" w:eastAsia="Avenir Next"/>
+                <w:b/>
+                <w:color w:val="1A1A1A"/>
+                <w:sz w:val="22"/>
                 <w:szCs w:val="20"/>
               </w:rPr>
-              <w:tab/>
-            </w:r>
-            <w:r>
-              <w:rPr>
-                <w:rFonts w:ascii="Avenir Next" w:hAnsi="Avenir Next" w:cs="Avenir Next" w:eastAsia="Avenir Next"/>
-                <w:b/>
-                <w:color w:val="1A1A1A"/>
-                <w:sz w:val="20"/>
-                <w:szCs w:val="20"/>
-              </w:rPr>
               <w:t xml:space="preserve">Sunflower.  </w:t>
             </w:r>
             <w:r>
               <w:rPr>
                 <w:rFonts w:ascii="Avenir Next" w:hAnsi="Avenir Next" w:cs="Avenir Next" w:eastAsia="Avenir Next"/>
                 <w:color w:val="1A1A1A"/>
-                <w:sz w:val="20"/>
+                <w:sz w:val="22"/>
                 <w:szCs w:val="20"/>
               </w:rPr>
               <w:t xml:space="preserve">Kenji graphs the height of his sunflower each week.</w:t>
@@ -1334,25 +1338,25 @@
                 <w:rFonts w:ascii="Avenir Next" w:hAnsi="Avenir Next" w:cs="Avenir Next" w:eastAsia="Avenir Next"/>
                 <w:b/>
                 <w:color w:val="003A70"/>
+                <w:sz w:val="22"/>
+                <w:szCs w:val="20"/>
+              </w:rPr>
+              <w:t xml:space="preserve">a.</w:t>
+            </w:r>
+            <w:r>
+              <w:rPr>
+                <w:rFonts w:ascii="Avenir Next" w:hAnsi="Avenir Next" w:cs="Avenir Next" w:eastAsia="Avenir Next"/>
+                <w:color w:val="1A1A1A"/>
                 <w:sz w:val="20"/>
                 <w:szCs w:val="20"/>
               </w:rPr>
-              <w:t xml:space="preserve">a.</w:t>
-            </w:r>
-            <w:r>
-              <w:rPr>
-                <w:rFonts w:ascii="Avenir Next" w:hAnsi="Avenir Next" w:cs="Avenir Next" w:eastAsia="Avenir Next"/>
-                <w:color w:val="1A1A1A"/>
-                <w:sz w:val="20"/>
-                <w:szCs w:val="20"/>
-              </w:rPr>
               <w:tab/>
             </w:r>
             <w:r>
               <w:rPr>
                 <w:rFonts w:ascii="Avenir Next" w:hAnsi="Avenir Next" w:cs="Avenir Next" w:eastAsia="Avenir Next"/>
                 <w:color w:val="1A1A1A"/>
-                <w:sz w:val="20"/>
+                <w:sz w:val="22"/>
                 <w:szCs w:val="20"/>
               </w:rPr>
               <w:t xml:space="preserve">Name the independent variable.</w:t>
@@ -1391,25 +1395,25 @@
                 <w:rFonts w:ascii="Avenir Next" w:hAnsi="Avenir Next" w:cs="Avenir Next" w:eastAsia="Avenir Next"/>
                 <w:b/>
                 <w:color w:val="003A70"/>
+                <w:sz w:val="22"/>
+                <w:szCs w:val="20"/>
+              </w:rPr>
+              <w:t xml:space="preserve">b.</w:t>
+            </w:r>
+            <w:r>
+              <w:rPr>
+                <w:rFonts w:ascii="Avenir Next" w:hAnsi="Avenir Next" w:cs="Avenir Next" w:eastAsia="Avenir Next"/>
+                <w:color w:val="1A1A1A"/>
                 <w:sz w:val="20"/>
                 <w:szCs w:val="20"/>
               </w:rPr>
-              <w:t xml:space="preserve">b.</w:t>
-            </w:r>
-            <w:r>
-              <w:rPr>
-                <w:rFonts w:ascii="Avenir Next" w:hAnsi="Avenir Next" w:cs="Avenir Next" w:eastAsia="Avenir Next"/>
-                <w:color w:val="1A1A1A"/>
-                <w:sz w:val="20"/>
-                <w:szCs w:val="20"/>
-              </w:rPr>
               <w:tab/>
             </w:r>
             <w:r>
               <w:rPr>
                 <w:rFonts w:ascii="Avenir Next" w:hAnsi="Avenir Next" w:cs="Avenir Next" w:eastAsia="Avenir Next"/>
                 <w:color w:val="1A1A1A"/>
-                <w:sz w:val="20"/>
+                <w:sz w:val="22"/>
                 <w:szCs w:val="20"/>
               </w:rPr>
               <w:t xml:space="preserve">Name the dependent variable.</w:t>
@@ -1448,25 +1452,25 @@
                 <w:rFonts w:ascii="Avenir Next" w:hAnsi="Avenir Next" w:cs="Avenir Next" w:eastAsia="Avenir Next"/>
                 <w:b/>
                 <w:color w:val="003A70"/>
+                <w:sz w:val="22"/>
+                <w:szCs w:val="20"/>
+              </w:rPr>
+              <w:t xml:space="preserve">c.</w:t>
+            </w:r>
+            <w:r>
+              <w:rPr>
+                <w:rFonts w:ascii="Avenir Next" w:hAnsi="Avenir Next" w:cs="Avenir Next" w:eastAsia="Avenir Next"/>
+                <w:color w:val="1A1A1A"/>
                 <w:sz w:val="20"/>
                 <w:szCs w:val="20"/>
               </w:rPr>
-              <w:t xml:space="preserve">c.</w:t>
-            </w:r>
-            <w:r>
-              <w:rPr>
-                <w:rFonts w:ascii="Avenir Next" w:hAnsi="Avenir Next" w:cs="Avenir Next" w:eastAsia="Avenir Next"/>
-                <w:color w:val="1A1A1A"/>
-                <w:sz w:val="20"/>
-                <w:szCs w:val="20"/>
-              </w:rPr>
               <w:tab/>
             </w:r>
             <w:r>
               <w:rPr>
                 <w:rFonts w:ascii="Avenir Next" w:hAnsi="Avenir Next" w:cs="Avenir Next" w:eastAsia="Avenir Next"/>
                 <w:color w:val="1A1A1A"/>
-                <w:sz w:val="20"/>
+                <w:sz w:val="22"/>
                 <w:szCs w:val="20"/>
               </w:rPr>
               <w:t xml:space="preserve">What does the point (4, 20) mean?</w:t>
@@ -1509,7 +1513,7 @@
               <w:drawing>
                 <wp:inline distT="0" distB="0" distL="0" distR="0">
                   <wp:extent cx="1371600" cy="1356101"/>
-                  <wp:docPr id="1" name="Figure 1"/>
+                  <wp:docPr id="1" name="Figure 1" descr="Coordinate grid. Horizontal axis Weeks: 0 to 6, ticks every 1. Vertical axis Height (in.): 0 to 30, ticks every 5. Points: x: 1; y: 5, x: 2; y: 10, x: 3; y: 15, x: 4; y: 20, x: 5; y: 25. Line: True."/>
                   <a:graphic xmlns:a="http://schemas.openxmlformats.org/drawingml/2006/main">
                     <a:graphicData uri="http://schemas.openxmlformats.org/drawingml/2006/picture">
                       <pic:pic xmlns:pic="http://schemas.openxmlformats.org/drawingml/2006/picture">
@@ -1561,18 +1565,18 @@
           <w:rFonts w:ascii="Avenir Next" w:hAnsi="Avenir Next" w:cs="Avenir Next" w:eastAsia="Avenir Next"/>
           <w:b/>
           <w:color w:val="1A1A1A"/>
+          <w:sz w:val="22"/>
+          <w:szCs w:val="20"/>
+        </w:rPr>
+        <w:t xml:space="preserve">5.</w:t>
+      </w:r>
+      <w:r>
+        <w:rPr>
+          <w:rFonts w:ascii="Avenir Next" w:hAnsi="Avenir Next" w:cs="Avenir Next" w:eastAsia="Avenir Next"/>
+          <w:color w:val="1A1A1A"/>
           <w:sz w:val="20"/>
           <w:szCs w:val="20"/>
         </w:rPr>
-        <w:t xml:space="preserve">5.</w:t>
-      </w:r>
-      <w:r>
-        <w:rPr>
-          <w:rFonts w:ascii="Avenir Next" w:hAnsi="Avenir Next" w:cs="Avenir Next" w:eastAsia="Avenir Next"/>
-          <w:color w:val="1A1A1A"/>
-          <w:sz w:val="20"/>
-          <w:szCs w:val="20"/>
-        </w:rPr>
         <w:tab/>
       </w:r>
       <w:r>
@@ -1580,7 +1584,7 @@
           <w:rFonts w:ascii="Avenir Next" w:hAnsi="Avenir Next" w:cs="Avenir Next" w:eastAsia="Avenir Next"/>
           <w:b/>
           <w:color w:val="1A1A1A"/>
-          <w:sz w:val="20"/>
+          <w:sz w:val="22"/>
           <w:szCs w:val="20"/>
         </w:rPr>
         <w:t xml:space="preserve">Find the Error.  </w:t>
@@ -1589,7 +1593,7 @@
         <w:rPr>
           <w:rFonts w:ascii="Avenir Next" w:hAnsi="Avenir Next" w:cs="Avenir Next" w:eastAsia="Avenir Next"/>
           <w:color w:val="1A1A1A"/>
-          <w:sz w:val="20"/>
+          <w:sz w:val="22"/>
           <w:szCs w:val="20"/>
         </w:rPr>
         <w:t xml:space="preserve">The number of people at a picnic changes how many sandwiches are needed. Leah says the sandwiches are independent because that is the bigger number. Explain her mistake.</w:t>
@@ -1710,6 +1714,7 @@
           </w:tcPr>
           <w:p>
             <w:pPr>
+              <w:pStyle w:val="Heading2"/>
               <w:spacing w:before="0" w:after="0" w:line="240" w:lineRule="auto"/>
             </w:pPr>
             <w:r>
@@ -1747,7 +1752,7 @@
               <w:rPr>
                 <w:rFonts w:ascii="Avenir Next" w:hAnsi="Avenir Next" w:cs="Avenir Next" w:eastAsia="Avenir Next"/>
                 <w:color w:val="1A1A1A"/>
-                <w:sz w:val="17"/>
+                <w:sz w:val="22"/>
                 <w:szCs w:val="17"/>
               </w:rPr>
               <w:t xml:space="preserve">  I can do this on my own</w:t>
@@ -1776,7 +1781,7 @@
               <w:rPr>
                 <w:rFonts w:ascii="Avenir Next" w:hAnsi="Avenir Next" w:cs="Avenir Next" w:eastAsia="Avenir Next"/>
                 <w:color w:val="1A1A1A"/>
-                <w:sz w:val="17"/>
+                <w:sz w:val="22"/>
                 <w:szCs w:val="17"/>
               </w:rPr>
               <w:t xml:space="preserve">  I need a little help</w:t>
@@ -1805,7 +1810,7 @@
               <w:rPr>
                 <w:rFonts w:ascii="Avenir Next" w:hAnsi="Avenir Next" w:cs="Avenir Next" w:eastAsia="Avenir Next"/>
                 <w:color w:val="1A1A1A"/>
-                <w:sz w:val="17"/>
+                <w:sz w:val="22"/>
                 <w:szCs w:val="17"/>
               </w:rPr>
               <w:t xml:space="preserve">  I have a question about #</w:t>
@@ -1843,7 +1848,7 @@
         <w:rPr>
           <w:rFonts w:ascii="Avenir Next" w:hAnsi="Avenir Next" w:cs="Avenir Next" w:eastAsia="Avenir Next"/>
           <w:color w:val="5A5F66"/>
-          <w:sz w:val="17"/>
+          <w:sz w:val="22"/>
           <w:szCs w:val="17"/>
         </w:rPr>
         <w:t xml:space="preserve">Name two things at home that change together. Which one depends on the other?</w:t>
@@ -1863,10 +1868,28 @@
         <w:rPr>
           <w:rFonts w:ascii="Avenir Next" w:hAnsi="Avenir Next" w:cs="Avenir Next" w:eastAsia="Avenir Next"/>
           <w:color w:val="1A1A1A"/>
+          <w:sz w:val="22"/>
+          <w:szCs w:val="20"/>
+        </w:rPr>
+        <w:t xml:space="preserve">Name</w:t>
+      </w:r>
+      <w:r>
+        <w:rPr>
+          <w:rFonts w:ascii="Avenir Next" w:hAnsi="Avenir Next" w:cs="Avenir Next" w:eastAsia="Avenir Next"/>
+          <w:color w:val="1A1A1A"/>
           <w:sz w:val="20"/>
           <w:szCs w:val="20"/>
         </w:rPr>
-        <w:t xml:space="preserve">Name</w:t>
+        <w:tab/>
+      </w:r>
+      <w:r>
+        <w:rPr>
+          <w:rFonts w:ascii="Avenir Next" w:hAnsi="Avenir Next" w:cs="Avenir Next" w:eastAsia="Avenir Next"/>
+          <w:color w:val="1A1A1A"/>
+          <w:sz w:val="22"/>
+          <w:szCs w:val="20"/>
+        </w:rPr>
+        <w:t xml:space="preserve">   Date</w:t>
       </w:r>
       <w:r>
         <w:rPr>
@@ -1881,25 +1904,7 @@
         <w:rPr>
           <w:rFonts w:ascii="Avenir Next" w:hAnsi="Avenir Next" w:cs="Avenir Next" w:eastAsia="Avenir Next"/>
           <w:color w:val="1A1A1A"/>
-          <w:sz w:val="20"/>
-          <w:szCs w:val="20"/>
-        </w:rPr>
-        <w:t xml:space="preserve">   Date</w:t>
-      </w:r>
-      <w:r>
-        <w:rPr>
-          <w:rFonts w:ascii="Avenir Next" w:hAnsi="Avenir Next" w:cs="Avenir Next" w:eastAsia="Avenir Next"/>
-          <w:color w:val="1A1A1A"/>
-          <w:sz w:val="20"/>
-          <w:szCs w:val="20"/>
-        </w:rPr>
-        <w:tab/>
-      </w:r>
-      <w:r>
-        <w:rPr>
-          <w:rFonts w:ascii="Avenir Next" w:hAnsi="Avenir Next" w:cs="Avenir Next" w:eastAsia="Avenir Next"/>
-          <w:color w:val="1A1A1A"/>
-          <w:sz w:val="20"/>
+          <w:sz w:val="22"/>
           <w:szCs w:val="20"/>
         </w:rPr>
         <w:t xml:space="preserve">   Period</w:t>
@@ -1926,7 +1931,7 @@
           <w:caps/>
           <w:color w:val="003A70"/>
           <w:spacing w:val="12"/>
-          <w:sz w:val="19"/>
+          <w:sz w:val="22"/>
           <w:szCs w:val="19"/>
         </w:rPr>
         <w:t xml:space="preserve">Lesson 9-1  ·  Homework Packet  ·  Sheet 2 of 2</w:t>
@@ -1934,6 +1939,7 @@
     </w:p>
     <w:p>
       <w:pPr>
+        <w:pStyle w:val="Heading1"/>
         <w:keepNext/>
         <w:spacing w:before="0" w:after="0" w:line="240" w:lineRule="auto"/>
       </w:pPr>
@@ -1959,7 +1965,7 @@
         <w:rPr>
           <w:rFonts w:ascii="Avenir Next" w:hAnsi="Avenir Next" w:cs="Avenir Next" w:eastAsia="Avenir Next"/>
           <w:color w:val="5A5F66"/>
-          <w:sz w:val="17"/>
+          <w:sz w:val="22"/>
           <w:szCs w:val="17"/>
         </w:rPr>
         <w:t xml:space="preserve">Maryland Standard 6.EE.C.9   ·   Learning target — I can build a table of values for a relationship between two variables.</w:t>
@@ -2006,6 +2012,7 @@
           </w:tcPr>
           <w:p>
             <w:pPr>
+              <w:pStyle w:val="Heading2"/>
               <w:spacing w:before="0" w:after="0" w:line="240" w:lineRule="auto"/>
             </w:pPr>
             <w:r>
@@ -2033,82 +2040,82 @@
                 <w:rFonts w:ascii="Avenir Next" w:hAnsi="Avenir Next" w:cs="Avenir Next" w:eastAsia="Avenir Next"/>
                 <w:b/>
                 <w:color w:val="003A70"/>
+                <w:sz w:val="22"/>
+                <w:szCs w:val="18"/>
+              </w:rPr>
+              <w:t xml:space="preserve">•</w:t>
+            </w:r>
+            <w:r>
+              <w:rPr>
+                <w:rFonts w:ascii="Avenir Next" w:hAnsi="Avenir Next" w:cs="Avenir Next" w:eastAsia="Avenir Next"/>
+                <w:color w:val="1A1A1A"/>
                 <w:sz w:val="18"/>
                 <w:szCs w:val="18"/>
               </w:rPr>
-              <w:t xml:space="preserve">•</w:t>
-            </w:r>
-            <w:r>
-              <w:rPr>
-                <w:rFonts w:ascii="Avenir Next" w:hAnsi="Avenir Next" w:cs="Avenir Next" w:eastAsia="Avenir Next"/>
-                <w:color w:val="1A1A1A"/>
-                <w:sz w:val="18"/>
+              <w:tab/>
+            </w:r>
+            <w:r>
+              <w:rPr>
+                <w:rFonts w:ascii="Avenir Next" w:hAnsi="Avenir Next" w:cs="Avenir Next" w:eastAsia="Avenir Next"/>
+                <w:color w:val="1A1A1A"/>
+                <w:sz w:val="22"/>
                 <w:szCs w:val="18"/>
               </w:rPr>
-              <w:tab/>
-            </w:r>
-            <w:r>
-              <w:rPr>
-                <w:rFonts w:ascii="Avenir Next" w:hAnsi="Avenir Next" w:cs="Avenir Next" w:eastAsia="Avenir Next"/>
-                <w:color w:val="1A1A1A"/>
-                <w:sz w:val="18"/>
+              <w:t xml:space="preserve">A </w:t>
+            </w:r>
+            <w:r>
+              <w:rPr>
+                <w:rFonts w:ascii="Avenir Next" w:hAnsi="Avenir Next" w:cs="Avenir Next" w:eastAsia="Avenir Next"/>
+                <w:b/>
+                <w:color w:val="1A1A1A"/>
+                <w:sz w:val="22"/>
                 <w:szCs w:val="18"/>
               </w:rPr>
-              <w:t xml:space="preserve">A </w:t>
-            </w:r>
-            <w:r>
-              <w:rPr>
-                <w:rFonts w:ascii="Avenir Next" w:hAnsi="Avenir Next" w:cs="Avenir Next" w:eastAsia="Avenir Next"/>
-                <w:b/>
-                <w:color w:val="1A1A1A"/>
-                <w:sz w:val="18"/>
+              <w:t xml:space="preserve">table of values</w:t>
+            </w:r>
+            <w:r>
+              <w:rPr>
+                <w:rFonts w:ascii="Avenir Next" w:hAnsi="Avenir Next" w:cs="Avenir Next" w:eastAsia="Avenir Next"/>
+                <w:color w:val="1A1A1A"/>
+                <w:sz w:val="22"/>
                 <w:szCs w:val="18"/>
               </w:rPr>
-              <w:t xml:space="preserve">table of values</w:t>
-            </w:r>
-            <w:r>
-              <w:rPr>
-                <w:rFonts w:ascii="Avenir Next" w:hAnsi="Avenir Next" w:cs="Avenir Next" w:eastAsia="Avenir Next"/>
-                <w:color w:val="1A1A1A"/>
-                <w:sz w:val="18"/>
+              <w:t xml:space="preserve"> pairs each input (</w:t>
+            </w:r>
+            <w:r>
+              <w:rPr>
+                <w:rFonts w:ascii="Avenir Next" w:hAnsi="Avenir Next" w:cs="Avenir Next" w:eastAsia="Avenir Next"/>
+                <w:i/>
+                <w:color w:val="1A1A1A"/>
+                <w:sz w:val="22"/>
                 <w:szCs w:val="18"/>
               </w:rPr>
-              <w:t xml:space="preserve"> pairs each input (</w:t>
+              <w:t xml:space="preserve">x</w:t>
+            </w:r>
+            <w:r>
+              <w:rPr>
+                <w:rFonts w:ascii="Avenir Next" w:hAnsi="Avenir Next" w:cs="Avenir Next" w:eastAsia="Avenir Next"/>
+                <w:color w:val="1A1A1A"/>
+                <w:sz w:val="22"/>
+                <w:szCs w:val="18"/>
+              </w:rPr>
+              <w:t xml:space="preserve">) with its output (</w:t>
             </w:r>
             <w:r>
               <w:rPr>
                 <w:rFonts w:ascii="Avenir Next" w:hAnsi="Avenir Next" w:cs="Avenir Next" w:eastAsia="Avenir Next"/>
                 <w:i/>
                 <w:color w:val="1A1A1A"/>
-                <w:sz w:val="18"/>
+                <w:sz w:val="22"/>
                 <w:szCs w:val="18"/>
               </w:rPr>
-              <w:t xml:space="preserve">x</w:t>
-            </w:r>
-            <w:r>
-              <w:rPr>
-                <w:rFonts w:ascii="Avenir Next" w:hAnsi="Avenir Next" w:cs="Avenir Next" w:eastAsia="Avenir Next"/>
-                <w:color w:val="1A1A1A"/>
-                <w:sz w:val="18"/>
-                <w:szCs w:val="18"/>
-              </w:rPr>
-              <w:t xml:space="preserve">) with its output (</w:t>
-            </w:r>
-            <w:r>
-              <w:rPr>
-                <w:rFonts w:ascii="Avenir Next" w:hAnsi="Avenir Next" w:cs="Avenir Next" w:eastAsia="Avenir Next"/>
-                <w:i/>
-                <w:color w:val="1A1A1A"/>
-                <w:sz w:val="18"/>
-                <w:szCs w:val="18"/>
-              </w:rPr>
               <w:t xml:space="preserve">y</w:t>
             </w:r>
             <w:r>
               <w:rPr>
                 <w:rFonts w:ascii="Avenir Next" w:hAnsi="Avenir Next" w:cs="Avenir Next" w:eastAsia="Avenir Next"/>
                 <w:color w:val="1A1A1A"/>
-                <w:sz w:val="18"/>
+                <w:sz w:val="22"/>
                 <w:szCs w:val="18"/>
               </w:rPr>
               <w:t xml:space="preserve">).</w:t>
@@ -2127,63 +2134,63 @@
                 <w:rFonts w:ascii="Avenir Next" w:hAnsi="Avenir Next" w:cs="Avenir Next" w:eastAsia="Avenir Next"/>
                 <w:b/>
                 <w:color w:val="003A70"/>
+                <w:sz w:val="22"/>
+                <w:szCs w:val="18"/>
+              </w:rPr>
+              <w:t xml:space="preserve">•</w:t>
+            </w:r>
+            <w:r>
+              <w:rPr>
+                <w:rFonts w:ascii="Avenir Next" w:hAnsi="Avenir Next" w:cs="Avenir Next" w:eastAsia="Avenir Next"/>
+                <w:color w:val="1A1A1A"/>
                 <w:sz w:val="18"/>
                 <w:szCs w:val="18"/>
               </w:rPr>
-              <w:t xml:space="preserve">•</w:t>
-            </w:r>
-            <w:r>
-              <w:rPr>
-                <w:rFonts w:ascii="Avenir Next" w:hAnsi="Avenir Next" w:cs="Avenir Next" w:eastAsia="Avenir Next"/>
-                <w:color w:val="1A1A1A"/>
-                <w:sz w:val="18"/>
+              <w:tab/>
+            </w:r>
+            <w:r>
+              <w:rPr>
+                <w:rFonts w:ascii="Avenir Next" w:hAnsi="Avenir Next" w:cs="Avenir Next" w:eastAsia="Avenir Next"/>
+                <w:color w:val="1A1A1A"/>
+                <w:sz w:val="22"/>
                 <w:szCs w:val="18"/>
               </w:rPr>
-              <w:tab/>
-            </w:r>
-            <w:r>
-              <w:rPr>
-                <w:rFonts w:ascii="Avenir Next" w:hAnsi="Avenir Next" w:cs="Avenir Next" w:eastAsia="Avenir Next"/>
-                <w:color w:val="1A1A1A"/>
-                <w:sz w:val="18"/>
+              <w:t xml:space="preserve">Use the </w:t>
+            </w:r>
+            <w:r>
+              <w:rPr>
+                <w:rFonts w:ascii="Avenir Next" w:hAnsi="Avenir Next" w:cs="Avenir Next" w:eastAsia="Avenir Next"/>
+                <w:b/>
+                <w:color w:val="1A1A1A"/>
+                <w:sz w:val="22"/>
                 <w:szCs w:val="18"/>
               </w:rPr>
-              <w:t xml:space="preserve">Use the </w:t>
-            </w:r>
-            <w:r>
-              <w:rPr>
-                <w:rFonts w:ascii="Avenir Next" w:hAnsi="Avenir Next" w:cs="Avenir Next" w:eastAsia="Avenir Next"/>
-                <w:b/>
-                <w:color w:val="1A1A1A"/>
-                <w:sz w:val="18"/>
+              <w:t xml:space="preserve">rule</w:t>
+            </w:r>
+            <w:r>
+              <w:rPr>
+                <w:rFonts w:ascii="Avenir Next" w:hAnsi="Avenir Next" w:cs="Avenir Next" w:eastAsia="Avenir Next"/>
+                <w:color w:val="1A1A1A"/>
+                <w:sz w:val="22"/>
                 <w:szCs w:val="18"/>
               </w:rPr>
-              <w:t xml:space="preserve">rule</w:t>
-            </w:r>
-            <w:r>
-              <w:rPr>
-                <w:rFonts w:ascii="Avenir Next" w:hAnsi="Avenir Next" w:cs="Avenir Next" w:eastAsia="Avenir Next"/>
-                <w:color w:val="1A1A1A"/>
-                <w:sz w:val="18"/>
+              <w:t xml:space="preserve"> on every input. With a fee, </w:t>
+            </w:r>
+            <w:r>
+              <w:rPr>
+                <w:rFonts w:ascii="Avenir Next" w:hAnsi="Avenir Next" w:cs="Avenir Next" w:eastAsia="Avenir Next"/>
+                <w:b/>
+                <w:color w:val="1A1A1A"/>
+                <w:sz w:val="22"/>
                 <w:szCs w:val="18"/>
               </w:rPr>
-              <w:t xml:space="preserve"> on every input. With a fee, </w:t>
-            </w:r>
-            <w:r>
-              <w:rPr>
-                <w:rFonts w:ascii="Avenir Next" w:hAnsi="Avenir Next" w:cs="Avenir Next" w:eastAsia="Avenir Next"/>
-                <w:b/>
-                <w:color w:val="1A1A1A"/>
-                <w:sz w:val="18"/>
-                <w:szCs w:val="18"/>
-              </w:rPr>
               <w:t xml:space="preserve">multiply first</w:t>
             </w:r>
             <w:r>
               <w:rPr>
                 <w:rFonts w:ascii="Avenir Next" w:hAnsi="Avenir Next" w:cs="Avenir Next" w:eastAsia="Avenir Next"/>
                 <w:color w:val="1A1A1A"/>
-                <w:sz w:val="18"/>
+                <w:sz w:val="22"/>
                 <w:szCs w:val="18"/>
               </w:rPr>
               <w:t xml:space="preserve">, then add.</w:t>
@@ -2198,6 +2205,7 @@
           </w:tcPr>
           <w:p>
             <w:pPr>
+              <w:pStyle w:val="Heading2"/>
               <w:spacing w:before="0" w:after="0" w:line="240" w:lineRule="auto"/>
             </w:pPr>
             <w:r>
@@ -2220,7 +2228,7 @@
               <w:rPr>
                 <w:rFonts w:ascii="Avenir Next" w:hAnsi="Avenir Next" w:cs="Avenir Next" w:eastAsia="Avenir Next"/>
                 <w:color w:val="1A1A1A"/>
-                <w:sz w:val="17"/>
+                <w:sz w:val="22"/>
                 <w:szCs w:val="17"/>
               </w:rPr>
               <w:t xml:space="preserve">A copier prints 20 pages each minute. Make a table for 1, 2, and 4 minutes.</w:t>
@@ -2239,101 +2247,101 @@
                 <w:rFonts w:ascii="Avenir Next" w:hAnsi="Avenir Next" w:cs="Avenir Next" w:eastAsia="Avenir Next"/>
                 <w:b/>
                 <w:color w:val="003A70"/>
+                <w:sz w:val="22"/>
+                <w:szCs w:val="17"/>
+              </w:rPr>
+              <w:t xml:space="preserve">Step 1</w:t>
+            </w:r>
+            <w:r>
+              <w:rPr>
+                <w:rFonts w:ascii="Avenir Next" w:hAnsi="Avenir Next" w:cs="Avenir Next" w:eastAsia="Avenir Next"/>
+                <w:color w:val="1A1A1A"/>
                 <w:sz w:val="17"/>
                 <w:szCs w:val="17"/>
               </w:rPr>
-              <w:t xml:space="preserve">Step 1</w:t>
-            </w:r>
-            <w:r>
-              <w:rPr>
-                <w:rFonts w:ascii="Avenir Next" w:hAnsi="Avenir Next" w:cs="Avenir Next" w:eastAsia="Avenir Next"/>
-                <w:color w:val="1A1A1A"/>
-                <w:sz w:val="17"/>
+              <w:tab/>
+            </w:r>
+            <w:r>
+              <w:rPr>
+                <w:rFonts w:ascii="Avenir Next" w:hAnsi="Avenir Next" w:cs="Avenir Next" w:eastAsia="Avenir Next"/>
+                <w:color w:val="1A1A1A"/>
+                <w:sz w:val="22"/>
                 <w:szCs w:val="17"/>
               </w:rPr>
-              <w:tab/>
-            </w:r>
-            <w:r>
-              <w:rPr>
-                <w:rFonts w:ascii="Avenir Next" w:hAnsi="Avenir Next" w:cs="Avenir Next" w:eastAsia="Avenir Next"/>
-                <w:color w:val="1A1A1A"/>
-                <w:sz w:val="17"/>
+              <w:t xml:space="preserve">Minutes is </w:t>
+            </w:r>
+            <w:r>
+              <w:rPr>
+                <w:rFonts w:ascii="Avenir Next" w:hAnsi="Avenir Next" w:cs="Avenir Next" w:eastAsia="Avenir Next"/>
+                <w:i/>
+                <w:color w:val="1A1A1A"/>
+                <w:sz w:val="22"/>
                 <w:szCs w:val="17"/>
               </w:rPr>
-              <w:t xml:space="preserve">Minutes is </w:t>
+              <w:t xml:space="preserve">x</w:t>
+            </w:r>
+            <w:r>
+              <w:rPr>
+                <w:rFonts w:ascii="Avenir Next" w:hAnsi="Avenir Next" w:cs="Avenir Next" w:eastAsia="Avenir Next"/>
+                <w:color w:val="1A1A1A"/>
+                <w:sz w:val="22"/>
+                <w:szCs w:val="17"/>
+              </w:rPr>
+              <w:t xml:space="preserve">. Pages is </w:t>
             </w:r>
             <w:r>
               <w:rPr>
                 <w:rFonts w:ascii="Avenir Next" w:hAnsi="Avenir Next" w:cs="Avenir Next" w:eastAsia="Avenir Next"/>
                 <w:i/>
                 <w:color w:val="1A1A1A"/>
-                <w:sz w:val="17"/>
+                <w:sz w:val="22"/>
                 <w:szCs w:val="17"/>
               </w:rPr>
+              <w:t xml:space="preserve">y</w:t>
+            </w:r>
+            <w:r>
+              <w:rPr>
+                <w:rFonts w:ascii="Avenir Next" w:hAnsi="Avenir Next" w:cs="Avenir Next" w:eastAsia="Avenir Next"/>
+                <w:color w:val="1A1A1A"/>
+                <w:sz w:val="22"/>
+                <w:szCs w:val="17"/>
+              </w:rPr>
+              <w:t xml:space="preserve">. The rule is </w:t>
+            </w:r>
+            <w:r>
+              <w:rPr>
+                <w:rFonts w:ascii="Avenir Next" w:hAnsi="Avenir Next" w:cs="Avenir Next" w:eastAsia="Avenir Next"/>
+                <w:i/>
+                <w:color w:val="1A1A1A"/>
+                <w:sz w:val="22"/>
+                <w:szCs w:val="17"/>
+              </w:rPr>
+              <w:t xml:space="preserve">y</w:t>
+            </w:r>
+            <w:r>
+              <w:rPr>
+                <w:rFonts w:ascii="Avenir Next" w:hAnsi="Avenir Next" w:cs="Avenir Next" w:eastAsia="Avenir Next"/>
+                <w:color w:val="1A1A1A"/>
+                <w:sz w:val="22"/>
+                <w:szCs w:val="17"/>
+              </w:rPr>
+              <w:t xml:space="preserve"> = 20</w:t>
+            </w:r>
+            <w:r>
+              <w:rPr>
+                <w:rFonts w:ascii="Avenir Next" w:hAnsi="Avenir Next" w:cs="Avenir Next" w:eastAsia="Avenir Next"/>
+                <w:i/>
+                <w:color w:val="1A1A1A"/>
+                <w:sz w:val="22"/>
+                <w:szCs w:val="17"/>
+              </w:rPr>
               <w:t xml:space="preserve">x</w:t>
             </w:r>
             <w:r>
               <w:rPr>
                 <w:rFonts w:ascii="Avenir Next" w:hAnsi="Avenir Next" w:cs="Avenir Next" w:eastAsia="Avenir Next"/>
                 <w:color w:val="1A1A1A"/>
-                <w:sz w:val="17"/>
-                <w:szCs w:val="17"/>
-              </w:rPr>
-              <w:t xml:space="preserve">. Pages is </w:t>
-            </w:r>
-            <w:r>
-              <w:rPr>
-                <w:rFonts w:ascii="Avenir Next" w:hAnsi="Avenir Next" w:cs="Avenir Next" w:eastAsia="Avenir Next"/>
-                <w:i/>
-                <w:color w:val="1A1A1A"/>
-                <w:sz w:val="17"/>
-                <w:szCs w:val="17"/>
-              </w:rPr>
-              <w:t xml:space="preserve">y</w:t>
-            </w:r>
-            <w:r>
-              <w:rPr>
-                <w:rFonts w:ascii="Avenir Next" w:hAnsi="Avenir Next" w:cs="Avenir Next" w:eastAsia="Avenir Next"/>
-                <w:color w:val="1A1A1A"/>
-                <w:sz w:val="17"/>
-                <w:szCs w:val="17"/>
-              </w:rPr>
-              <w:t xml:space="preserve">. The rule is </w:t>
-            </w:r>
-            <w:r>
-              <w:rPr>
-                <w:rFonts w:ascii="Avenir Next" w:hAnsi="Avenir Next" w:cs="Avenir Next" w:eastAsia="Avenir Next"/>
-                <w:i/>
-                <w:color w:val="1A1A1A"/>
-                <w:sz w:val="17"/>
-                <w:szCs w:val="17"/>
-              </w:rPr>
-              <w:t xml:space="preserve">y</w:t>
-            </w:r>
-            <w:r>
-              <w:rPr>
-                <w:rFonts w:ascii="Avenir Next" w:hAnsi="Avenir Next" w:cs="Avenir Next" w:eastAsia="Avenir Next"/>
-                <w:color w:val="1A1A1A"/>
-                <w:sz w:val="17"/>
-                <w:szCs w:val="17"/>
-              </w:rPr>
-              <w:t xml:space="preserve"> = 20</w:t>
-            </w:r>
-            <w:r>
-              <w:rPr>
-                <w:rFonts w:ascii="Avenir Next" w:hAnsi="Avenir Next" w:cs="Avenir Next" w:eastAsia="Avenir Next"/>
-                <w:i/>
-                <w:color w:val="1A1A1A"/>
-                <w:sz w:val="17"/>
-                <w:szCs w:val="17"/>
-              </w:rPr>
-              <w:t xml:space="preserve">x</w:t>
-            </w:r>
-            <w:r>
-              <w:rPr>
-                <w:rFonts w:ascii="Avenir Next" w:hAnsi="Avenir Next" w:cs="Avenir Next" w:eastAsia="Avenir Next"/>
-                <w:color w:val="1A1A1A"/>
-                <w:sz w:val="17"/>
+                <w:sz w:val="22"/>
                 <w:szCs w:val="17"/>
               </w:rPr>
               <w:t xml:space="preserve">.</w:t>
@@ -2352,25 +2360,25 @@
                 <w:rFonts w:ascii="Avenir Next" w:hAnsi="Avenir Next" w:cs="Avenir Next" w:eastAsia="Avenir Next"/>
                 <w:b/>
                 <w:color w:val="003A70"/>
+                <w:sz w:val="22"/>
+                <w:szCs w:val="17"/>
+              </w:rPr>
+              <w:t xml:space="preserve">Step 2</w:t>
+            </w:r>
+            <w:r>
+              <w:rPr>
+                <w:rFonts w:ascii="Avenir Next" w:hAnsi="Avenir Next" w:cs="Avenir Next" w:eastAsia="Avenir Next"/>
+                <w:color w:val="1A1A1A"/>
                 <w:sz w:val="17"/>
                 <w:szCs w:val="17"/>
               </w:rPr>
-              <w:t xml:space="preserve">Step 2</w:t>
-            </w:r>
-            <w:r>
-              <w:rPr>
-                <w:rFonts w:ascii="Avenir Next" w:hAnsi="Avenir Next" w:cs="Avenir Next" w:eastAsia="Avenir Next"/>
-                <w:color w:val="1A1A1A"/>
-                <w:sz w:val="17"/>
-                <w:szCs w:val="17"/>
-              </w:rPr>
               <w:tab/>
             </w:r>
             <w:r>
               <w:rPr>
                 <w:rFonts w:ascii="Avenir Next" w:hAnsi="Avenir Next" w:cs="Avenir Next" w:eastAsia="Avenir Next"/>
                 <w:color w:val="1A1A1A"/>
-                <w:sz w:val="17"/>
+                <w:sz w:val="22"/>
                 <w:szCs w:val="17"/>
               </w:rPr>
               <w:t xml:space="preserve">20 × 1 = 20,  20 × 2 = 40,  20 × 4 = 80</w:t>
@@ -2389,18 +2397,18 @@
                 <w:rFonts w:ascii="Avenir Next" w:hAnsi="Avenir Next" w:cs="Avenir Next" w:eastAsia="Avenir Next"/>
                 <w:b/>
                 <w:color w:val="1A1A1A"/>
+                <w:sz w:val="22"/>
+                <w:szCs w:val="17"/>
+              </w:rPr>
+              <w:t xml:space="preserve">Answer</w:t>
+            </w:r>
+            <w:r>
+              <w:rPr>
+                <w:rFonts w:ascii="Avenir Next" w:hAnsi="Avenir Next" w:cs="Avenir Next" w:eastAsia="Avenir Next"/>
+                <w:color w:val="1A1A1A"/>
                 <w:sz w:val="17"/>
                 <w:szCs w:val="17"/>
               </w:rPr>
-              <w:t xml:space="preserve">Answer</w:t>
-            </w:r>
-            <w:r>
-              <w:rPr>
-                <w:rFonts w:ascii="Avenir Next" w:hAnsi="Avenir Next" w:cs="Avenir Next" w:eastAsia="Avenir Next"/>
-                <w:color w:val="1A1A1A"/>
-                <w:sz w:val="17"/>
-                <w:szCs w:val="17"/>
-              </w:rPr>
               <w:tab/>
             </w:r>
             <w:r>
@@ -2408,7 +2416,7 @@
                 <w:rFonts w:ascii="Avenir Next" w:hAnsi="Avenir Next" w:cs="Avenir Next" w:eastAsia="Avenir Next"/>
                 <w:b/>
                 <w:color w:val="1A1A1A"/>
-                <w:sz w:val="17"/>
+                <w:sz w:val="22"/>
                 <w:szCs w:val="17"/>
               </w:rPr>
               <w:t xml:space="preserve">20, 40, and 80 pages</w:t>
@@ -2419,6 +2427,7 @@
     </w:tbl>
     <w:p>
       <w:pPr>
+        <w:pStyle w:val="Heading2"/>
         <w:keepNext/>
         <w:pBdr>
           <w:bottom w:val="single" w:sz="8" w:space="3" w:color="003A70"/>
@@ -2434,7 +2443,7 @@
           <w:b/>
           <w:color w:val="003A70"/>
           <w:spacing w:val="14"/>
-          <w:sz w:val="19"/>
+          <w:sz w:val="22"/>
           <w:szCs w:val="19"/>
         </w:rPr>
         <w:t xml:space="preserve">PRACTICE</w:t>
@@ -2453,7 +2462,7 @@
           <w:rFonts w:ascii="Avenir Next" w:hAnsi="Avenir Next" w:cs="Avenir Next" w:eastAsia="Avenir Next"/>
           <w:i/>
           <w:color w:val="5A5F66"/>
-          <w:sz w:val="17"/>
+          <w:sz w:val="22"/>
           <w:szCs w:val="17"/>
         </w:rPr>
         <w:t xml:space="preserve">show your work · label units</w:t>
@@ -2473,25 +2482,25 @@
           <w:rFonts w:ascii="Avenir Next" w:hAnsi="Avenir Next" w:cs="Avenir Next" w:eastAsia="Avenir Next"/>
           <w:b/>
           <w:color w:val="1A1A1A"/>
+          <w:sz w:val="22"/>
+          <w:szCs w:val="20"/>
+        </w:rPr>
+        <w:t xml:space="preserve">1.</w:t>
+      </w:r>
+      <w:r>
+        <w:rPr>
+          <w:rFonts w:ascii="Avenir Next" w:hAnsi="Avenir Next" w:cs="Avenir Next" w:eastAsia="Avenir Next"/>
+          <w:color w:val="1A1A1A"/>
           <w:sz w:val="20"/>
           <w:szCs w:val="20"/>
         </w:rPr>
-        <w:t xml:space="preserve">1.</w:t>
-      </w:r>
-      <w:r>
-        <w:rPr>
-          <w:rFonts w:ascii="Avenir Next" w:hAnsi="Avenir Next" w:cs="Avenir Next" w:eastAsia="Avenir Next"/>
-          <w:color w:val="1A1A1A"/>
-          <w:sz w:val="20"/>
-          <w:szCs w:val="20"/>
-        </w:rPr>
         <w:tab/>
       </w:r>
       <w:r>
         <w:rPr>
           <w:rFonts w:ascii="Avenir Next" w:hAnsi="Avenir Next" w:cs="Avenir Next" w:eastAsia="Avenir Next"/>
           <w:color w:val="1A1A1A"/>
-          <w:sz w:val="20"/>
+          <w:sz w:val="22"/>
           <w:szCs w:val="20"/>
         </w:rPr>
         <w:t xml:space="preserve">Use the rule </w:t>
@@ -2501,7 +2510,7 @@
           <w:rFonts w:ascii="Avenir Next" w:hAnsi="Avenir Next" w:cs="Avenir Next" w:eastAsia="Avenir Next"/>
           <w:i/>
           <w:color w:val="1A1A1A"/>
-          <w:sz w:val="20"/>
+          <w:sz w:val="22"/>
           <w:szCs w:val="20"/>
         </w:rPr>
         <w:t xml:space="preserve">y</w:t>
@@ -2510,7 +2519,7 @@
         <w:rPr>
           <w:rFonts w:ascii="Avenir Next" w:hAnsi="Avenir Next" w:cs="Avenir Next" w:eastAsia="Avenir Next"/>
           <w:color w:val="1A1A1A"/>
-          <w:sz w:val="20"/>
+          <w:sz w:val="22"/>
           <w:szCs w:val="20"/>
         </w:rPr>
         <w:t xml:space="preserve"> = </w:t>
@@ -2520,7 +2529,7 @@
           <w:rFonts w:ascii="Avenir Next" w:hAnsi="Avenir Next" w:cs="Avenir Next" w:eastAsia="Avenir Next"/>
           <w:i/>
           <w:color w:val="1A1A1A"/>
-          <w:sz w:val="20"/>
+          <w:sz w:val="22"/>
           <w:szCs w:val="20"/>
         </w:rPr>
         <w:t xml:space="preserve">x</w:t>
@@ -2529,7 +2538,7 @@
         <w:rPr>
           <w:rFonts w:ascii="Avenir Next" w:hAnsi="Avenir Next" w:cs="Avenir Next" w:eastAsia="Avenir Next"/>
           <w:color w:val="1A1A1A"/>
-          <w:sz w:val="20"/>
+          <w:sz w:val="22"/>
           <w:szCs w:val="20"/>
         </w:rPr>
         <w:t xml:space="preserve"> + 8 to complete the table.</w:t>
@@ -2586,7 +2595,7 @@
                 <w:b/>
                 <w:i/>
                 <w:color w:val="1A1A1A"/>
-                <w:sz w:val="19"/>
+                <w:sz w:val="22"/>
                 <w:szCs w:val="19"/>
               </w:rPr>
               <w:t xml:space="preserve">x</w:t>
@@ -2607,7 +2616,7 @@
               <w:rPr>
                 <w:rFonts w:ascii="Avenir Next" w:hAnsi="Avenir Next" w:cs="Avenir Next" w:eastAsia="Avenir Next"/>
                 <w:color w:val="1A1A1A"/>
-                <w:sz w:val="19"/>
+                <w:sz w:val="22"/>
                 <w:szCs w:val="19"/>
               </w:rPr>
               <w:t xml:space="preserve">0</w:t>
@@ -2628,7 +2637,7 @@
               <w:rPr>
                 <w:rFonts w:ascii="Avenir Next" w:hAnsi="Avenir Next" w:cs="Avenir Next" w:eastAsia="Avenir Next"/>
                 <w:color w:val="1A1A1A"/>
-                <w:sz w:val="19"/>
+                <w:sz w:val="22"/>
                 <w:szCs w:val="19"/>
               </w:rPr>
               <w:t xml:space="preserve">2</w:t>
@@ -2649,7 +2658,7 @@
               <w:rPr>
                 <w:rFonts w:ascii="Avenir Next" w:hAnsi="Avenir Next" w:cs="Avenir Next" w:eastAsia="Avenir Next"/>
                 <w:color w:val="1A1A1A"/>
-                <w:sz w:val="19"/>
+                <w:sz w:val="22"/>
                 <w:szCs w:val="19"/>
               </w:rPr>
               <w:t xml:space="preserve">4</w:t>
@@ -2670,7 +2679,7 @@
               <w:rPr>
                 <w:rFonts w:ascii="Avenir Next" w:hAnsi="Avenir Next" w:cs="Avenir Next" w:eastAsia="Avenir Next"/>
                 <w:color w:val="1A1A1A"/>
-                <w:sz w:val="19"/>
+                <w:sz w:val="22"/>
                 <w:szCs w:val="19"/>
               </w:rPr>
               <w:t xml:space="preserve">7</w:t>
@@ -2700,7 +2709,7 @@
                 <w:b/>
                 <w:i/>
                 <w:color w:val="1A1A1A"/>
-                <w:sz w:val="19"/>
+                <w:sz w:val="22"/>
                 <w:szCs w:val="19"/>
               </w:rPr>
               <w:t xml:space="preserve">y</w:t>
@@ -2772,18 +2781,18 @@
           <w:rFonts w:ascii="Avenir Next" w:hAnsi="Avenir Next" w:cs="Avenir Next" w:eastAsia="Avenir Next"/>
           <w:b/>
           <w:color w:val="1A1A1A"/>
+          <w:sz w:val="22"/>
+          <w:szCs w:val="20"/>
+        </w:rPr>
+        <w:t xml:space="preserve">2.</w:t>
+      </w:r>
+      <w:r>
+        <w:rPr>
+          <w:rFonts w:ascii="Avenir Next" w:hAnsi="Avenir Next" w:cs="Avenir Next" w:eastAsia="Avenir Next"/>
+          <w:color w:val="1A1A1A"/>
           <w:sz w:val="20"/>
           <w:szCs w:val="20"/>
         </w:rPr>
-        <w:t xml:space="preserve">2.</w:t>
-      </w:r>
-      <w:r>
-        <w:rPr>
-          <w:rFonts w:ascii="Avenir Next" w:hAnsi="Avenir Next" w:cs="Avenir Next" w:eastAsia="Avenir Next"/>
-          <w:color w:val="1A1A1A"/>
-          <w:sz w:val="20"/>
-          <w:szCs w:val="20"/>
-        </w:rPr>
         <w:tab/>
       </w:r>
       <w:r>
@@ -2791,7 +2800,7 @@
           <w:rFonts w:ascii="Avenir Next" w:hAnsi="Avenir Next" w:cs="Avenir Next" w:eastAsia="Avenir Next"/>
           <w:b/>
           <w:color w:val="1A1A1A"/>
-          <w:sz w:val="20"/>
+          <w:sz w:val="22"/>
           <w:szCs w:val="20"/>
         </w:rPr>
         <w:t xml:space="preserve">Skate Rental.  </w:t>
@@ -2800,7 +2809,7 @@
         <w:rPr>
           <w:rFonts w:ascii="Avenir Next" w:hAnsi="Avenir Next" w:cs="Avenir Next" w:eastAsia="Avenir Next"/>
           <w:color w:val="1A1A1A"/>
-          <w:sz w:val="20"/>
+          <w:sz w:val="22"/>
           <w:szCs w:val="20"/>
         </w:rPr>
         <w:t xml:space="preserve">A rink charges $5 to get in plus $3 for each hour of skating. Complete the table.</w:t>
@@ -2856,7 +2865,7 @@
                 <w:rFonts w:ascii="Avenir Next" w:hAnsi="Avenir Next" w:cs="Avenir Next" w:eastAsia="Avenir Next"/>
                 <w:b/>
                 <w:color w:val="1A1A1A"/>
-                <w:sz w:val="19"/>
+                <w:sz w:val="22"/>
                 <w:szCs w:val="19"/>
               </w:rPr>
               <w:t xml:space="preserve">Hours (</w:t>
@@ -2867,7 +2876,7 @@
                 <w:b/>
                 <w:i/>
                 <w:color w:val="1A1A1A"/>
-                <w:sz w:val="19"/>
+                <w:sz w:val="22"/>
                 <w:szCs w:val="19"/>
               </w:rPr>
               <w:t xml:space="preserve">x</w:t>
@@ -2877,7 +2886,7 @@
                 <w:rFonts w:ascii="Avenir Next" w:hAnsi="Avenir Next" w:cs="Avenir Next" w:eastAsia="Avenir Next"/>
                 <w:b/>
                 <w:color w:val="1A1A1A"/>
-                <w:sz w:val="19"/>
+                <w:sz w:val="22"/>
                 <w:szCs w:val="19"/>
               </w:rPr>
               <w:t xml:space="preserve">)</w:t>
@@ -2898,7 +2907,7 @@
               <w:rPr>
                 <w:rFonts w:ascii="Avenir Next" w:hAnsi="Avenir Next" w:cs="Avenir Next" w:eastAsia="Avenir Next"/>
                 <w:color w:val="1A1A1A"/>
-                <w:sz w:val="19"/>
+                <w:sz w:val="22"/>
                 <w:szCs w:val="19"/>
               </w:rPr>
               <w:t xml:space="preserve">1</w:t>
@@ -2919,7 +2928,7 @@
               <w:rPr>
                 <w:rFonts w:ascii="Avenir Next" w:hAnsi="Avenir Next" w:cs="Avenir Next" w:eastAsia="Avenir Next"/>
                 <w:color w:val="1A1A1A"/>
-                <w:sz w:val="19"/>
+                <w:sz w:val="22"/>
                 <w:szCs w:val="19"/>
               </w:rPr>
               <w:t xml:space="preserve">2</w:t>
@@ -2940,7 +2949,7 @@
               <w:rPr>
                 <w:rFonts w:ascii="Avenir Next" w:hAnsi="Avenir Next" w:cs="Avenir Next" w:eastAsia="Avenir Next"/>
                 <w:color w:val="1A1A1A"/>
-                <w:sz w:val="19"/>
+                <w:sz w:val="22"/>
                 <w:szCs w:val="19"/>
               </w:rPr>
               <w:t xml:space="preserve">3</w:t>
@@ -2961,7 +2970,7 @@
               <w:rPr>
                 <w:rFonts w:ascii="Avenir Next" w:hAnsi="Avenir Next" w:cs="Avenir Next" w:eastAsia="Avenir Next"/>
                 <w:color w:val="1A1A1A"/>
-                <w:sz w:val="19"/>
+                <w:sz w:val="22"/>
                 <w:szCs w:val="19"/>
               </w:rPr>
               <w:t xml:space="preserve">6</w:t>
@@ -2990,7 +2999,7 @@
                 <w:rFonts w:ascii="Avenir Next" w:hAnsi="Avenir Next" w:cs="Avenir Next" w:eastAsia="Avenir Next"/>
                 <w:b/>
                 <w:color w:val="1A1A1A"/>
-                <w:sz w:val="19"/>
+                <w:sz w:val="22"/>
                 <w:szCs w:val="19"/>
               </w:rPr>
               <w:t xml:space="preserve">Cost in $ (</w:t>
@@ -3001,7 +3010,7 @@
                 <w:b/>
                 <w:i/>
                 <w:color w:val="1A1A1A"/>
-                <w:sz w:val="19"/>
+                <w:sz w:val="22"/>
                 <w:szCs w:val="19"/>
               </w:rPr>
               <w:t xml:space="preserve">y</w:t>
@@ -3011,7 +3020,7 @@
                 <w:rFonts w:ascii="Avenir Next" w:hAnsi="Avenir Next" w:cs="Avenir Next" w:eastAsia="Avenir Next"/>
                 <w:b/>
                 <w:color w:val="1A1A1A"/>
-                <w:sz w:val="19"/>
+                <w:sz w:val="22"/>
                 <w:szCs w:val="19"/>
               </w:rPr>
               <w:t xml:space="preserve">)</w:t>
@@ -3083,18 +3092,18 @@
           <w:rFonts w:ascii="Avenir Next" w:hAnsi="Avenir Next" w:cs="Avenir Next" w:eastAsia="Avenir Next"/>
           <w:b/>
           <w:color w:val="1A1A1A"/>
+          <w:sz w:val="22"/>
+          <w:szCs w:val="20"/>
+        </w:rPr>
+        <w:t xml:space="preserve">3.</w:t>
+      </w:r>
+      <w:r>
+        <w:rPr>
+          <w:rFonts w:ascii="Avenir Next" w:hAnsi="Avenir Next" w:cs="Avenir Next" w:eastAsia="Avenir Next"/>
+          <w:color w:val="1A1A1A"/>
           <w:sz w:val="20"/>
           <w:szCs w:val="20"/>
         </w:rPr>
-        <w:t xml:space="preserve">3.</w:t>
-      </w:r>
-      <w:r>
-        <w:rPr>
-          <w:rFonts w:ascii="Avenir Next" w:hAnsi="Avenir Next" w:cs="Avenir Next" w:eastAsia="Avenir Next"/>
-          <w:color w:val="1A1A1A"/>
-          <w:sz w:val="20"/>
-          <w:szCs w:val="20"/>
-        </w:rPr>
         <w:tab/>
       </w:r>
       <w:r>
@@ -3102,7 +3111,7 @@
           <w:rFonts w:ascii="Avenir Next" w:hAnsi="Avenir Next" w:cs="Avenir Next" w:eastAsia="Avenir Next"/>
           <w:b/>
           <w:color w:val="1A1A1A"/>
-          <w:sz w:val="20"/>
+          <w:sz w:val="22"/>
           <w:szCs w:val="20"/>
         </w:rPr>
         <w:t xml:space="preserve">Marker Boxes.  </w:t>
@@ -3111,7 +3120,7 @@
         <w:rPr>
           <w:rFonts w:ascii="Avenir Next" w:hAnsi="Avenir Next" w:cs="Avenir Next" w:eastAsia="Avenir Next"/>
           <w:color w:val="1A1A1A"/>
-          <w:sz w:val="20"/>
+          <w:sz w:val="22"/>
           <w:szCs w:val="20"/>
         </w:rPr>
         <w:t xml:space="preserve">The table shows markers in boxes. Describe the rule. Then fill in the missing values.</w:t>
@@ -3168,7 +3177,7 @@
                 <w:rFonts w:ascii="Avenir Next" w:hAnsi="Avenir Next" w:cs="Avenir Next" w:eastAsia="Avenir Next"/>
                 <w:b/>
                 <w:color w:val="1A1A1A"/>
-                <w:sz w:val="19"/>
+                <w:sz w:val="22"/>
                 <w:szCs w:val="19"/>
               </w:rPr>
               <w:t xml:space="preserve">Boxes (</w:t>
@@ -3179,7 +3188,7 @@
                 <w:b/>
                 <w:i/>
                 <w:color w:val="1A1A1A"/>
-                <w:sz w:val="19"/>
+                <w:sz w:val="22"/>
                 <w:szCs w:val="19"/>
               </w:rPr>
               <w:t xml:space="preserve">x</w:t>
@@ -3189,7 +3198,7 @@
                 <w:rFonts w:ascii="Avenir Next" w:hAnsi="Avenir Next" w:cs="Avenir Next" w:eastAsia="Avenir Next"/>
                 <w:b/>
                 <w:color w:val="1A1A1A"/>
-                <w:sz w:val="19"/>
+                <w:sz w:val="22"/>
                 <w:szCs w:val="19"/>
               </w:rPr>
               <w:t xml:space="preserve">)</w:t>
@@ -3210,7 +3219,7 @@
               <w:rPr>
                 <w:rFonts w:ascii="Avenir Next" w:hAnsi="Avenir Next" w:cs="Avenir Next" w:eastAsia="Avenir Next"/>
                 <w:color w:val="1A1A1A"/>
-                <w:sz w:val="19"/>
+                <w:sz w:val="22"/>
                 <w:szCs w:val="19"/>
               </w:rPr>
               <w:t xml:space="preserve">1</w:t>
@@ -3231,7 +3240,7 @@
               <w:rPr>
                 <w:rFonts w:ascii="Avenir Next" w:hAnsi="Avenir Next" w:cs="Avenir Next" w:eastAsia="Avenir Next"/>
                 <w:color w:val="1A1A1A"/>
-                <w:sz w:val="19"/>
+                <w:sz w:val="22"/>
                 <w:szCs w:val="19"/>
               </w:rPr>
               <w:t xml:space="preserve">2</w:t>
@@ -3252,7 +3261,7 @@
               <w:rPr>
                 <w:rFonts w:ascii="Avenir Next" w:hAnsi="Avenir Next" w:cs="Avenir Next" w:eastAsia="Avenir Next"/>
                 <w:color w:val="1A1A1A"/>
-                <w:sz w:val="19"/>
+                <w:sz w:val="22"/>
                 <w:szCs w:val="19"/>
               </w:rPr>
               <w:t xml:space="preserve">3</w:t>
@@ -3273,7 +3282,7 @@
               <w:rPr>
                 <w:rFonts w:ascii="Avenir Next" w:hAnsi="Avenir Next" w:cs="Avenir Next" w:eastAsia="Avenir Next"/>
                 <w:color w:val="1A1A1A"/>
-                <w:sz w:val="19"/>
+                <w:sz w:val="22"/>
                 <w:szCs w:val="19"/>
               </w:rPr>
               <w:t xml:space="preserve">4</w:t>
@@ -3294,7 +3303,7 @@
               <w:rPr>
                 <w:rFonts w:ascii="Avenir Next" w:hAnsi="Avenir Next" w:cs="Avenir Next" w:eastAsia="Avenir Next"/>
                 <w:color w:val="1A1A1A"/>
-                <w:sz w:val="19"/>
+                <w:sz w:val="22"/>
                 <w:szCs w:val="19"/>
               </w:rPr>
               <w:t xml:space="preserve">8</w:t>
@@ -3323,7 +3332,7 @@
                 <w:rFonts w:ascii="Avenir Next" w:hAnsi="Avenir Next" w:cs="Avenir Next" w:eastAsia="Avenir Next"/>
                 <w:b/>
                 <w:color w:val="1A1A1A"/>
-                <w:sz w:val="19"/>
+                <w:sz w:val="22"/>
                 <w:szCs w:val="19"/>
               </w:rPr>
               <w:t xml:space="preserve">Markers (</w:t>
@@ -3334,7 +3343,7 @@
                 <w:b/>
                 <w:i/>
                 <w:color w:val="1A1A1A"/>
-                <w:sz w:val="19"/>
+                <w:sz w:val="22"/>
                 <w:szCs w:val="19"/>
               </w:rPr>
               <w:t xml:space="preserve">y</w:t>
@@ -3344,7 +3353,7 @@
                 <w:rFonts w:ascii="Avenir Next" w:hAnsi="Avenir Next" w:cs="Avenir Next" w:eastAsia="Avenir Next"/>
                 <w:b/>
                 <w:color w:val="1A1A1A"/>
-                <w:sz w:val="19"/>
+                <w:sz w:val="22"/>
                 <w:szCs w:val="19"/>
               </w:rPr>
               <w:t xml:space="preserve">)</w:t>
@@ -3365,7 +3374,7 @@
               <w:rPr>
                 <w:rFonts w:ascii="Avenir Next" w:hAnsi="Avenir Next" w:cs="Avenir Next" w:eastAsia="Avenir Next"/>
                 <w:color w:val="1A1A1A"/>
-                <w:sz w:val="19"/>
+                <w:sz w:val="22"/>
                 <w:szCs w:val="19"/>
               </w:rPr>
               <w:t xml:space="preserve">8</w:t>
@@ -3386,7 +3395,7 @@
               <w:rPr>
                 <w:rFonts w:ascii="Avenir Next" w:hAnsi="Avenir Next" w:cs="Avenir Next" w:eastAsia="Avenir Next"/>
                 <w:color w:val="1A1A1A"/>
-                <w:sz w:val="19"/>
+                <w:sz w:val="22"/>
                 <w:szCs w:val="19"/>
               </w:rPr>
               <w:t xml:space="preserve">16</w:t>
@@ -3407,7 +3416,7 @@
               <w:rPr>
                 <w:rFonts w:ascii="Avenir Next" w:hAnsi="Avenir Next" w:cs="Avenir Next" w:eastAsia="Avenir Next"/>
                 <w:color w:val="1A1A1A"/>
-                <w:sz w:val="19"/>
+                <w:sz w:val="22"/>
                 <w:szCs w:val="19"/>
               </w:rPr>
               <w:t xml:space="preserve">24</w:t>
@@ -3451,7 +3460,7 @@
           <w:rFonts w:ascii="Avenir Next" w:hAnsi="Avenir Next" w:cs="Avenir Next" w:eastAsia="Avenir Next"/>
           <w:b/>
           <w:color w:val="1A1A1A"/>
-          <w:sz w:val="18"/>
+          <w:sz w:val="22"/>
           <w:szCs w:val="18"/>
         </w:rPr>
         <w:t xml:space="preserve">Rule</w:t>
@@ -3485,18 +3494,18 @@
           <w:rFonts w:ascii="Avenir Next" w:hAnsi="Avenir Next" w:cs="Avenir Next" w:eastAsia="Avenir Next"/>
           <w:b/>
           <w:color w:val="1A1A1A"/>
+          <w:sz w:val="22"/>
+          <w:szCs w:val="20"/>
+        </w:rPr>
+        <w:t xml:space="preserve">4.</w:t>
+      </w:r>
+      <w:r>
+        <w:rPr>
+          <w:rFonts w:ascii="Avenir Next" w:hAnsi="Avenir Next" w:cs="Avenir Next" w:eastAsia="Avenir Next"/>
+          <w:color w:val="1A1A1A"/>
           <w:sz w:val="20"/>
           <w:szCs w:val="20"/>
         </w:rPr>
-        <w:t xml:space="preserve">4.</w:t>
-      </w:r>
-      <w:r>
-        <w:rPr>
-          <w:rFonts w:ascii="Avenir Next" w:hAnsi="Avenir Next" w:cs="Avenir Next" w:eastAsia="Avenir Next"/>
-          <w:color w:val="1A1A1A"/>
-          <w:sz w:val="20"/>
-          <w:szCs w:val="20"/>
-        </w:rPr>
         <w:tab/>
       </w:r>
       <w:r>
@@ -3504,7 +3513,7 @@
           <w:rFonts w:ascii="Avenir Next" w:hAnsi="Avenir Next" w:cs="Avenir Next" w:eastAsia="Avenir Next"/>
           <w:b/>
           <w:color w:val="1A1A1A"/>
-          <w:sz w:val="20"/>
+          <w:sz w:val="22"/>
           <w:szCs w:val="20"/>
         </w:rPr>
         <w:t xml:space="preserve">Find the Error.  </w:t>
@@ -3513,7 +3522,7 @@
         <w:rPr>
           <w:rFonts w:ascii="Avenir Next" w:hAnsi="Avenir Next" w:cs="Avenir Next" w:eastAsia="Avenir Next"/>
           <w:color w:val="1A1A1A"/>
-          <w:sz w:val="20"/>
+          <w:sz w:val="22"/>
           <w:szCs w:val="20"/>
         </w:rPr>
         <w:t xml:space="preserve">Marcus made a table for </w:t>
@@ -3523,7 +3532,7 @@
           <w:rFonts w:ascii="Avenir Next" w:hAnsi="Avenir Next" w:cs="Avenir Next" w:eastAsia="Avenir Next"/>
           <w:i/>
           <w:color w:val="1A1A1A"/>
-          <w:sz w:val="20"/>
+          <w:sz w:val="22"/>
           <w:szCs w:val="20"/>
         </w:rPr>
         <w:t xml:space="preserve">y</w:t>
@@ -3532,7 +3541,7 @@
         <w:rPr>
           <w:rFonts w:ascii="Avenir Next" w:hAnsi="Avenir Next" w:cs="Avenir Next" w:eastAsia="Avenir Next"/>
           <w:color w:val="1A1A1A"/>
-          <w:sz w:val="20"/>
+          <w:sz w:val="22"/>
           <w:szCs w:val="20"/>
         </w:rPr>
         <w:t xml:space="preserve"> = 2</w:t>
@@ -3542,7 +3551,7 @@
           <w:rFonts w:ascii="Avenir Next" w:hAnsi="Avenir Next" w:cs="Avenir Next" w:eastAsia="Avenir Next"/>
           <w:i/>
           <w:color w:val="1A1A1A"/>
-          <w:sz w:val="20"/>
+          <w:sz w:val="22"/>
           <w:szCs w:val="20"/>
         </w:rPr>
         <w:t xml:space="preserve">x</w:t>
@@ -3551,7 +3560,7 @@
         <w:rPr>
           <w:rFonts w:ascii="Avenir Next" w:hAnsi="Avenir Next" w:cs="Avenir Next" w:eastAsia="Avenir Next"/>
           <w:color w:val="1A1A1A"/>
-          <w:sz w:val="20"/>
+          <w:sz w:val="22"/>
           <w:szCs w:val="20"/>
         </w:rPr>
         <w:t xml:space="preserve"> + 1. He wrote </w:t>
@@ -3561,7 +3570,7 @@
           <w:rFonts w:ascii="Avenir Next" w:hAnsi="Avenir Next" w:cs="Avenir Next" w:eastAsia="Avenir Next"/>
           <w:i/>
           <w:color w:val="1A1A1A"/>
-          <w:sz w:val="20"/>
+          <w:sz w:val="22"/>
           <w:szCs w:val="20"/>
         </w:rPr>
         <w:t xml:space="preserve">x</w:t>
@@ -3570,7 +3579,7 @@
         <w:rPr>
           <w:rFonts w:ascii="Avenir Next" w:hAnsi="Avenir Next" w:cs="Avenir Next" w:eastAsia="Avenir Next"/>
           <w:color w:val="1A1A1A"/>
-          <w:sz w:val="20"/>
+          <w:sz w:val="22"/>
           <w:szCs w:val="20"/>
         </w:rPr>
         <w:t xml:space="preserve">: 1, 2, 3, 4 and </w:t>
@@ -3580,7 +3589,7 @@
           <w:rFonts w:ascii="Avenir Next" w:hAnsi="Avenir Next" w:cs="Avenir Next" w:eastAsia="Avenir Next"/>
           <w:i/>
           <w:color w:val="1A1A1A"/>
-          <w:sz w:val="20"/>
+          <w:sz w:val="22"/>
           <w:szCs w:val="20"/>
         </w:rPr>
         <w:t xml:space="preserve">y</w:t>
@@ -3589,7 +3598,7 @@
         <w:rPr>
           <w:rFonts w:ascii="Avenir Next" w:hAnsi="Avenir Next" w:cs="Avenir Next" w:eastAsia="Avenir Next"/>
           <w:color w:val="1A1A1A"/>
-          <w:sz w:val="20"/>
+          <w:sz w:val="22"/>
           <w:szCs w:val="20"/>
         </w:rPr>
         <w:t xml:space="preserve">: 3, 5, 7, 8. Which </w:t>
@@ -3599,7 +3608,7 @@
           <w:rFonts w:ascii="Avenir Next" w:hAnsi="Avenir Next" w:cs="Avenir Next" w:eastAsia="Avenir Next"/>
           <w:i/>
           <w:color w:val="1A1A1A"/>
-          <w:sz w:val="20"/>
+          <w:sz w:val="22"/>
           <w:szCs w:val="20"/>
         </w:rPr>
         <w:t xml:space="preserve">y</w:t>
@@ -3608,7 +3617,7 @@
         <w:rPr>
           <w:rFonts w:ascii="Avenir Next" w:hAnsi="Avenir Next" w:cs="Avenir Next" w:eastAsia="Avenir Next"/>
           <w:color w:val="1A1A1A"/>
-          <w:sz w:val="20"/>
+          <w:sz w:val="22"/>
           <w:szCs w:val="20"/>
         </w:rPr>
         <w:t xml:space="preserve"> value is wrong? What should it be?</w:t>
@@ -3627,7 +3636,7 @@
           <w:rFonts w:ascii="Avenir Next" w:hAnsi="Avenir Next" w:cs="Avenir Next" w:eastAsia="Avenir Next"/>
           <w:b/>
           <w:color w:val="1A1A1A"/>
-          <w:sz w:val="18"/>
+          <w:sz w:val="22"/>
           <w:szCs w:val="18"/>
         </w:rPr>
         <w:t xml:space="preserve">Answer</w:t>
@@ -3661,18 +3670,18 @@
           <w:rFonts w:ascii="Avenir Next" w:hAnsi="Avenir Next" w:cs="Avenir Next" w:eastAsia="Avenir Next"/>
           <w:b/>
           <w:color w:val="1A1A1A"/>
+          <w:sz w:val="22"/>
+          <w:szCs w:val="20"/>
+        </w:rPr>
+        <w:t xml:space="preserve">5.</w:t>
+      </w:r>
+      <w:r>
+        <w:rPr>
+          <w:rFonts w:ascii="Avenir Next" w:hAnsi="Avenir Next" w:cs="Avenir Next" w:eastAsia="Avenir Next"/>
+          <w:color w:val="1A1A1A"/>
           <w:sz w:val="20"/>
           <w:szCs w:val="20"/>
         </w:rPr>
-        <w:t xml:space="preserve">5.</w:t>
-      </w:r>
-      <w:r>
-        <w:rPr>
-          <w:rFonts w:ascii="Avenir Next" w:hAnsi="Avenir Next" w:cs="Avenir Next" w:eastAsia="Avenir Next"/>
-          <w:color w:val="1A1A1A"/>
-          <w:sz w:val="20"/>
-          <w:szCs w:val="20"/>
-        </w:rPr>
         <w:tab/>
       </w:r>
       <w:r>
@@ -3680,7 +3689,7 @@
           <w:rFonts w:ascii="Avenir Next" w:hAnsi="Avenir Next" w:cs="Avenir Next" w:eastAsia="Avenir Next"/>
           <w:b/>
           <w:color w:val="1A1A1A"/>
-          <w:sz w:val="20"/>
+          <w:sz w:val="22"/>
           <w:szCs w:val="20"/>
         </w:rPr>
         <w:t xml:space="preserve">Stretch.  </w:t>
@@ -3689,7 +3698,7 @@
         <w:rPr>
           <w:rFonts w:ascii="Avenir Next" w:hAnsi="Avenir Next" w:cs="Avenir Next" w:eastAsia="Avenir Next"/>
           <w:color w:val="1A1A1A"/>
-          <w:sz w:val="20"/>
+          <w:sz w:val="22"/>
           <w:szCs w:val="20"/>
         </w:rPr>
         <w:t xml:space="preserve">A taxi charges $4 plus $2 for each mile. Complete the table. How many miles cost $20?</w:t>
@@ -3745,7 +3754,7 @@
                 <w:rFonts w:ascii="Avenir Next" w:hAnsi="Avenir Next" w:cs="Avenir Next" w:eastAsia="Avenir Next"/>
                 <w:b/>
                 <w:color w:val="1A1A1A"/>
-                <w:sz w:val="19"/>
+                <w:sz w:val="22"/>
                 <w:szCs w:val="19"/>
               </w:rPr>
               <w:t xml:space="preserve">Miles (</w:t>
@@ -3756,7 +3765,7 @@
                 <w:b/>
                 <w:i/>
                 <w:color w:val="1A1A1A"/>
-                <w:sz w:val="19"/>
+                <w:sz w:val="22"/>
                 <w:szCs w:val="19"/>
               </w:rPr>
               <w:t xml:space="preserve">x</w:t>
@@ -3766,7 +3775,7 @@
                 <w:rFonts w:ascii="Avenir Next" w:hAnsi="Avenir Next" w:cs="Avenir Next" w:eastAsia="Avenir Next"/>
                 <w:b/>
                 <w:color w:val="1A1A1A"/>
-                <w:sz w:val="19"/>
+                <w:sz w:val="22"/>
                 <w:szCs w:val="19"/>
               </w:rPr>
               <w:t xml:space="preserve">)</w:t>
@@ -3787,7 +3796,7 @@
               <w:rPr>
                 <w:rFonts w:ascii="Avenir Next" w:hAnsi="Avenir Next" w:cs="Avenir Next" w:eastAsia="Avenir Next"/>
                 <w:color w:val="1A1A1A"/>
-                <w:sz w:val="19"/>
+                <w:sz w:val="22"/>
                 <w:szCs w:val="19"/>
               </w:rPr>
               <w:t xml:space="preserve">1</w:t>
@@ -3808,7 +3817,7 @@
               <w:rPr>
                 <w:rFonts w:ascii="Avenir Next" w:hAnsi="Avenir Next" w:cs="Avenir Next" w:eastAsia="Avenir Next"/>
                 <w:color w:val="1A1A1A"/>
-                <w:sz w:val="19"/>
+                <w:sz w:val="22"/>
                 <w:szCs w:val="19"/>
               </w:rPr>
               <w:t xml:space="preserve">3</w:t>
@@ -3829,7 +3838,7 @@
               <w:rPr>
                 <w:rFonts w:ascii="Avenir Next" w:hAnsi="Avenir Next" w:cs="Avenir Next" w:eastAsia="Avenir Next"/>
                 <w:color w:val="1A1A1A"/>
-                <w:sz w:val="19"/>
+                <w:sz w:val="22"/>
                 <w:szCs w:val="19"/>
               </w:rPr>
               <w:t xml:space="preserve">5</w:t>
@@ -3869,7 +3878,7 @@
                 <w:rFonts w:ascii="Avenir Next" w:hAnsi="Avenir Next" w:cs="Avenir Next" w:eastAsia="Avenir Next"/>
                 <w:b/>
                 <w:color w:val="1A1A1A"/>
-                <w:sz w:val="19"/>
+                <w:sz w:val="22"/>
                 <w:szCs w:val="19"/>
               </w:rPr>
               <w:t xml:space="preserve">Cost in $ (</w:t>
@@ -3880,7 +3889,7 @@
                 <w:b/>
                 <w:i/>
                 <w:color w:val="1A1A1A"/>
-                <w:sz w:val="19"/>
+                <w:sz w:val="22"/>
                 <w:szCs w:val="19"/>
               </w:rPr>
               <w:t xml:space="preserve">y</w:t>
@@ -3890,7 +3899,7 @@
                 <w:rFonts w:ascii="Avenir Next" w:hAnsi="Avenir Next" w:cs="Avenir Next" w:eastAsia="Avenir Next"/>
                 <w:b/>
                 <w:color w:val="1A1A1A"/>
-                <w:sz w:val="19"/>
+                <w:sz w:val="22"/>
                 <w:szCs w:val="19"/>
               </w:rPr>
               <w:t xml:space="preserve">)</w:t>
@@ -3944,7 +3953,7 @@
               <w:rPr>
                 <w:rFonts w:ascii="Avenir Next" w:hAnsi="Avenir Next" w:cs="Avenir Next" w:eastAsia="Avenir Next"/>
                 <w:color w:val="1A1A1A"/>
-                <w:sz w:val="19"/>
+                <w:sz w:val="22"/>
                 <w:szCs w:val="19"/>
               </w:rPr>
               <w:t xml:space="preserve">20</w:t>
@@ -3960,6 +3969,7 @@
     </w:p>
     <w:p>
       <w:pPr>
+        <w:pStyle w:val="Heading2"/>
         <w:keepNext/>
         <w:pBdr>
           <w:bottom w:val="single" w:sz="8" w:space="3" w:color="003A70"/>
@@ -3975,7 +3985,7 @@
           <w:b/>
           <w:color w:val="003A70"/>
           <w:spacing w:val="14"/>
-          <w:sz w:val="19"/>
+          <w:sz w:val="22"/>
           <w:szCs w:val="19"/>
         </w:rPr>
         <w:t xml:space="preserve">TEST PRACTICE</w:t>
@@ -3994,7 +4004,7 @@
           <w:rFonts w:ascii="Avenir Next" w:hAnsi="Avenir Next" w:cs="Avenir Next" w:eastAsia="Avenir Next"/>
           <w:i/>
           <w:color w:val="5A5F66"/>
-          <w:sz w:val="17"/>
+          <w:sz w:val="22"/>
           <w:szCs w:val="17"/>
         </w:rPr>
         <w:t xml:space="preserve">choose the best answer</w:t>
@@ -4014,25 +4024,25 @@
           <w:rFonts w:ascii="Avenir Next" w:hAnsi="Avenir Next" w:cs="Avenir Next" w:eastAsia="Avenir Next"/>
           <w:b/>
           <w:color w:val="1A1A1A"/>
+          <w:sz w:val="22"/>
+          <w:szCs w:val="20"/>
+        </w:rPr>
+        <w:t xml:space="preserve">6.</w:t>
+      </w:r>
+      <w:r>
+        <w:rPr>
+          <w:rFonts w:ascii="Avenir Next" w:hAnsi="Avenir Next" w:cs="Avenir Next" w:eastAsia="Avenir Next"/>
+          <w:color w:val="1A1A1A"/>
           <w:sz w:val="20"/>
           <w:szCs w:val="20"/>
         </w:rPr>
-        <w:t xml:space="preserve">6.</w:t>
-      </w:r>
-      <w:r>
-        <w:rPr>
-          <w:rFonts w:ascii="Avenir Next" w:hAnsi="Avenir Next" w:cs="Avenir Next" w:eastAsia="Avenir Next"/>
-          <w:color w:val="1A1A1A"/>
-          <w:sz w:val="20"/>
-          <w:szCs w:val="20"/>
-        </w:rPr>
         <w:tab/>
       </w:r>
       <w:r>
         <w:rPr>
           <w:rFonts w:ascii="Avenir Next" w:hAnsi="Avenir Next" w:cs="Avenir Next" w:eastAsia="Avenir Next"/>
           <w:color w:val="1A1A1A"/>
-          <w:sz w:val="20"/>
+          <w:sz w:val="22"/>
           <w:szCs w:val="20"/>
         </w:rPr>
         <w:t xml:space="preserve">A rule is “multiply by 4, then add 5.” What is </w:t>
@@ -4042,7 +4052,7 @@
           <w:rFonts w:ascii="Avenir Next" w:hAnsi="Avenir Next" w:cs="Avenir Next" w:eastAsia="Avenir Next"/>
           <w:i/>
           <w:color w:val="1A1A1A"/>
-          <w:sz w:val="20"/>
+          <w:sz w:val="22"/>
           <w:szCs w:val="20"/>
         </w:rPr>
         <w:t xml:space="preserve">y</w:t>
@@ -4051,7 +4061,7 @@
         <w:rPr>
           <w:rFonts w:ascii="Avenir Next" w:hAnsi="Avenir Next" w:cs="Avenir Next" w:eastAsia="Avenir Next"/>
           <w:color w:val="1A1A1A"/>
-          <w:sz w:val="20"/>
+          <w:sz w:val="22"/>
           <w:szCs w:val="20"/>
         </w:rPr>
         <w:t xml:space="preserve"> when </w:t>
@@ -4061,7 +4071,7 @@
           <w:rFonts w:ascii="Avenir Next" w:hAnsi="Avenir Next" w:cs="Avenir Next" w:eastAsia="Avenir Next"/>
           <w:i/>
           <w:color w:val="1A1A1A"/>
-          <w:sz w:val="20"/>
+          <w:sz w:val="22"/>
           <w:szCs w:val="20"/>
         </w:rPr>
         <w:t xml:space="preserve">x</w:t>
@@ -4070,7 +4080,7 @@
         <w:rPr>
           <w:rFonts w:ascii="Avenir Next" w:hAnsi="Avenir Next" w:cs="Avenir Next" w:eastAsia="Avenir Next"/>
           <w:color w:val="1A1A1A"/>
-          <w:sz w:val="20"/>
+          <w:sz w:val="22"/>
           <w:szCs w:val="20"/>
         </w:rPr>
         <w:t xml:space="preserve"> = 6?</w:t>
@@ -4126,25 +4136,25 @@
                 <w:rFonts w:ascii="Avenir Next" w:hAnsi="Avenir Next" w:cs="Avenir Next" w:eastAsia="Avenir Next"/>
                 <w:b/>
                 <w:color w:val="003A70"/>
+                <w:sz w:val="22"/>
+                <w:szCs w:val="19"/>
+              </w:rPr>
+              <w:t xml:space="preserve">A</w:t>
+            </w:r>
+            <w:r>
+              <w:rPr>
+                <w:rFonts w:ascii="Avenir Next" w:hAnsi="Avenir Next" w:cs="Avenir Next" w:eastAsia="Avenir Next"/>
+                <w:color w:val="1A1A1A"/>
                 <w:sz w:val="19"/>
                 <w:szCs w:val="19"/>
               </w:rPr>
-              <w:t xml:space="preserve">A</w:t>
-            </w:r>
-            <w:r>
-              <w:rPr>
-                <w:rFonts w:ascii="Avenir Next" w:hAnsi="Avenir Next" w:cs="Avenir Next" w:eastAsia="Avenir Next"/>
-                <w:color w:val="1A1A1A"/>
-                <w:sz w:val="19"/>
-                <w:szCs w:val="19"/>
-              </w:rPr>
               <w:tab/>
             </w:r>
             <w:r>
               <w:rPr>
                 <w:rFonts w:ascii="Avenir Next" w:hAnsi="Avenir Next" w:cs="Avenir Next" w:eastAsia="Avenir Next"/>
                 <w:color w:val="1A1A1A"/>
-                <w:sz w:val="19"/>
+                <w:sz w:val="22"/>
                 <w:szCs w:val="19"/>
               </w:rPr>
               <w:t xml:space="preserve">24</w:t>
@@ -4169,25 +4179,25 @@
                 <w:rFonts w:ascii="Avenir Next" w:hAnsi="Avenir Next" w:cs="Avenir Next" w:eastAsia="Avenir Next"/>
                 <w:b/>
                 <w:color w:val="003A70"/>
+                <w:sz w:val="22"/>
+                <w:szCs w:val="19"/>
+              </w:rPr>
+              <w:t xml:space="preserve">B</w:t>
+            </w:r>
+            <w:r>
+              <w:rPr>
+                <w:rFonts w:ascii="Avenir Next" w:hAnsi="Avenir Next" w:cs="Avenir Next" w:eastAsia="Avenir Next"/>
+                <w:color w:val="1A1A1A"/>
                 <w:sz w:val="19"/>
                 <w:szCs w:val="19"/>
               </w:rPr>
-              <w:t xml:space="preserve">B</w:t>
-            </w:r>
-            <w:r>
-              <w:rPr>
-                <w:rFonts w:ascii="Avenir Next" w:hAnsi="Avenir Next" w:cs="Avenir Next" w:eastAsia="Avenir Next"/>
-                <w:color w:val="1A1A1A"/>
-                <w:sz w:val="19"/>
-                <w:szCs w:val="19"/>
-              </w:rPr>
               <w:tab/>
             </w:r>
             <w:r>
               <w:rPr>
                 <w:rFonts w:ascii="Avenir Next" w:hAnsi="Avenir Next" w:cs="Avenir Next" w:eastAsia="Avenir Next"/>
                 <w:color w:val="1A1A1A"/>
-                <w:sz w:val="19"/>
+                <w:sz w:val="22"/>
                 <w:szCs w:val="19"/>
               </w:rPr>
               <w:t xml:space="preserve">44</w:t>
@@ -4212,25 +4222,25 @@
                 <w:rFonts w:ascii="Avenir Next" w:hAnsi="Avenir Next" w:cs="Avenir Next" w:eastAsia="Avenir Next"/>
                 <w:b/>
                 <w:color w:val="003A70"/>
+                <w:sz w:val="22"/>
+                <w:szCs w:val="19"/>
+              </w:rPr>
+              <w:t xml:space="preserve">C</w:t>
+            </w:r>
+            <w:r>
+              <w:rPr>
+                <w:rFonts w:ascii="Avenir Next" w:hAnsi="Avenir Next" w:cs="Avenir Next" w:eastAsia="Avenir Next"/>
+                <w:color w:val="1A1A1A"/>
                 <w:sz w:val="19"/>
                 <w:szCs w:val="19"/>
               </w:rPr>
-              <w:t xml:space="preserve">C</w:t>
-            </w:r>
-            <w:r>
-              <w:rPr>
-                <w:rFonts w:ascii="Avenir Next" w:hAnsi="Avenir Next" w:cs="Avenir Next" w:eastAsia="Avenir Next"/>
-                <w:color w:val="1A1A1A"/>
-                <w:sz w:val="19"/>
-                <w:szCs w:val="19"/>
-              </w:rPr>
               <w:tab/>
             </w:r>
             <w:r>
               <w:rPr>
                 <w:rFonts w:ascii="Avenir Next" w:hAnsi="Avenir Next" w:cs="Avenir Next" w:eastAsia="Avenir Next"/>
                 <w:color w:val="1A1A1A"/>
-                <w:sz w:val="19"/>
+                <w:sz w:val="22"/>
                 <w:szCs w:val="19"/>
               </w:rPr>
               <w:t xml:space="preserve">29</w:t>
@@ -4255,25 +4265,25 @@
                 <w:rFonts w:ascii="Avenir Next" w:hAnsi="Avenir Next" w:cs="Avenir Next" w:eastAsia="Avenir Next"/>
                 <w:b/>
                 <w:color w:val="003A70"/>
+                <w:sz w:val="22"/>
+                <w:szCs w:val="19"/>
+              </w:rPr>
+              <w:t xml:space="preserve">D</w:t>
+            </w:r>
+            <w:r>
+              <w:rPr>
+                <w:rFonts w:ascii="Avenir Next" w:hAnsi="Avenir Next" w:cs="Avenir Next" w:eastAsia="Avenir Next"/>
+                <w:color w:val="1A1A1A"/>
                 <w:sz w:val="19"/>
                 <w:szCs w:val="19"/>
               </w:rPr>
-              <w:t xml:space="preserve">D</w:t>
-            </w:r>
-            <w:r>
-              <w:rPr>
-                <w:rFonts w:ascii="Avenir Next" w:hAnsi="Avenir Next" w:cs="Avenir Next" w:eastAsia="Avenir Next"/>
-                <w:color w:val="1A1A1A"/>
-                <w:sz w:val="19"/>
-                <w:szCs w:val="19"/>
-              </w:rPr>
               <w:tab/>
             </w:r>
             <w:r>
               <w:rPr>
                 <w:rFonts w:ascii="Avenir Next" w:hAnsi="Avenir Next" w:cs="Avenir Next" w:eastAsia="Avenir Next"/>
                 <w:color w:val="1A1A1A"/>
-                <w:sz w:val="19"/>
+                <w:sz w:val="22"/>
                 <w:szCs w:val="19"/>
               </w:rPr>
               <w:t xml:space="preserve">15</w:t>
@@ -4301,25 +4311,25 @@
           <w:rFonts w:ascii="Avenir Next" w:hAnsi="Avenir Next" w:cs="Avenir Next" w:eastAsia="Avenir Next"/>
           <w:b/>
           <w:color w:val="1A1A1A"/>
+          <w:sz w:val="22"/>
+          <w:szCs w:val="20"/>
+        </w:rPr>
+        <w:t xml:space="preserve">7.</w:t>
+      </w:r>
+      <w:r>
+        <w:rPr>
+          <w:rFonts w:ascii="Avenir Next" w:hAnsi="Avenir Next" w:cs="Avenir Next" w:eastAsia="Avenir Next"/>
+          <w:color w:val="1A1A1A"/>
           <w:sz w:val="20"/>
           <w:szCs w:val="20"/>
         </w:rPr>
-        <w:t xml:space="preserve">7.</w:t>
-      </w:r>
-      <w:r>
-        <w:rPr>
-          <w:rFonts w:ascii="Avenir Next" w:hAnsi="Avenir Next" w:cs="Avenir Next" w:eastAsia="Avenir Next"/>
-          <w:color w:val="1A1A1A"/>
-          <w:sz w:val="20"/>
-          <w:szCs w:val="20"/>
-        </w:rPr>
         <w:tab/>
       </w:r>
       <w:r>
         <w:rPr>
           <w:rFonts w:ascii="Avenir Next" w:hAnsi="Avenir Next" w:cs="Avenir Next" w:eastAsia="Avenir Next"/>
           <w:color w:val="1A1A1A"/>
-          <w:sz w:val="20"/>
+          <w:sz w:val="22"/>
           <w:szCs w:val="20"/>
         </w:rPr>
         <w:t xml:space="preserve">A table has </w:t>
@@ -4329,7 +4339,7 @@
           <w:rFonts w:ascii="Avenir Next" w:hAnsi="Avenir Next" w:cs="Avenir Next" w:eastAsia="Avenir Next"/>
           <w:i/>
           <w:color w:val="1A1A1A"/>
-          <w:sz w:val="20"/>
+          <w:sz w:val="22"/>
           <w:szCs w:val="20"/>
         </w:rPr>
         <w:t xml:space="preserve">x</w:t>
@@ -4338,7 +4348,7 @@
         <w:rPr>
           <w:rFonts w:ascii="Avenir Next" w:hAnsi="Avenir Next" w:cs="Avenir Next" w:eastAsia="Avenir Next"/>
           <w:color w:val="1A1A1A"/>
-          <w:sz w:val="20"/>
+          <w:sz w:val="22"/>
           <w:szCs w:val="20"/>
         </w:rPr>
         <w:t xml:space="preserve">-values 1, 2, and 3. Which </w:t>
@@ -4348,7 +4358,7 @@
           <w:rFonts w:ascii="Avenir Next" w:hAnsi="Avenir Next" w:cs="Avenir Next" w:eastAsia="Avenir Next"/>
           <w:i/>
           <w:color w:val="1A1A1A"/>
-          <w:sz w:val="20"/>
+          <w:sz w:val="22"/>
           <w:szCs w:val="20"/>
         </w:rPr>
         <w:t xml:space="preserve">y</w:t>
@@ -4357,7 +4367,7 @@
         <w:rPr>
           <w:rFonts w:ascii="Avenir Next" w:hAnsi="Avenir Next" w:cs="Avenir Next" w:eastAsia="Avenir Next"/>
           <w:color w:val="1A1A1A"/>
-          <w:sz w:val="20"/>
+          <w:sz w:val="22"/>
           <w:szCs w:val="20"/>
         </w:rPr>
         <w:t xml:space="preserve">-values match the rule </w:t>
@@ -4367,7 +4377,7 @@
           <w:rFonts w:ascii="Avenir Next" w:hAnsi="Avenir Next" w:cs="Avenir Next" w:eastAsia="Avenir Next"/>
           <w:i/>
           <w:color w:val="1A1A1A"/>
-          <w:sz w:val="20"/>
+          <w:sz w:val="22"/>
           <w:szCs w:val="20"/>
         </w:rPr>
         <w:t xml:space="preserve">y</w:t>
@@ -4376,7 +4386,7 @@
         <w:rPr>
           <w:rFonts w:ascii="Avenir Next" w:hAnsi="Avenir Next" w:cs="Avenir Next" w:eastAsia="Avenir Next"/>
           <w:color w:val="1A1A1A"/>
-          <w:sz w:val="20"/>
+          <w:sz w:val="22"/>
           <w:szCs w:val="20"/>
         </w:rPr>
         <w:t xml:space="preserve"> = </w:t>
@@ -4386,7 +4396,7 @@
           <w:rFonts w:ascii="Avenir Next" w:hAnsi="Avenir Next" w:cs="Avenir Next" w:eastAsia="Avenir Next"/>
           <w:i/>
           <w:color w:val="1A1A1A"/>
-          <w:sz w:val="20"/>
+          <w:sz w:val="22"/>
           <w:szCs w:val="20"/>
         </w:rPr>
         <w:t xml:space="preserve">x</w:t>
@@ -4395,7 +4405,7 @@
         <w:rPr>
           <w:rFonts w:ascii="Avenir Next" w:hAnsi="Avenir Next" w:cs="Avenir Next" w:eastAsia="Avenir Next"/>
           <w:color w:val="1A1A1A"/>
-          <w:sz w:val="20"/>
+          <w:sz w:val="22"/>
           <w:szCs w:val="20"/>
         </w:rPr>
         <w:t xml:space="preserve"> + 6?</w:t>
@@ -4451,25 +4461,25 @@
                 <w:rFonts w:ascii="Avenir Next" w:hAnsi="Avenir Next" w:cs="Avenir Next" w:eastAsia="Avenir Next"/>
                 <w:b/>
                 <w:color w:val="003A70"/>
+                <w:sz w:val="22"/>
+                <w:szCs w:val="19"/>
+              </w:rPr>
+              <w:t xml:space="preserve">A</w:t>
+            </w:r>
+            <w:r>
+              <w:rPr>
+                <w:rFonts w:ascii="Avenir Next" w:hAnsi="Avenir Next" w:cs="Avenir Next" w:eastAsia="Avenir Next"/>
+                <w:color w:val="1A1A1A"/>
                 <w:sz w:val="19"/>
                 <w:szCs w:val="19"/>
               </w:rPr>
-              <w:t xml:space="preserve">A</w:t>
-            </w:r>
-            <w:r>
-              <w:rPr>
-                <w:rFonts w:ascii="Avenir Next" w:hAnsi="Avenir Next" w:cs="Avenir Next" w:eastAsia="Avenir Next"/>
-                <w:color w:val="1A1A1A"/>
-                <w:sz w:val="19"/>
-                <w:szCs w:val="19"/>
-              </w:rPr>
               <w:tab/>
             </w:r>
             <w:r>
               <w:rPr>
                 <w:rFonts w:ascii="Avenir Next" w:hAnsi="Avenir Next" w:cs="Avenir Next" w:eastAsia="Avenir Next"/>
                 <w:color w:val="1A1A1A"/>
-                <w:sz w:val="19"/>
+                <w:sz w:val="22"/>
                 <w:szCs w:val="19"/>
               </w:rPr>
               <w:t xml:space="preserve">6, 12, 18</w:t>
@@ -4494,25 +4504,25 @@
                 <w:rFonts w:ascii="Avenir Next" w:hAnsi="Avenir Next" w:cs="Avenir Next" w:eastAsia="Avenir Next"/>
                 <w:b/>
                 <w:color w:val="003A70"/>
+                <w:sz w:val="22"/>
+                <w:szCs w:val="19"/>
+              </w:rPr>
+              <w:t xml:space="preserve">B</w:t>
+            </w:r>
+            <w:r>
+              <w:rPr>
+                <w:rFonts w:ascii="Avenir Next" w:hAnsi="Avenir Next" w:cs="Avenir Next" w:eastAsia="Avenir Next"/>
+                <w:color w:val="1A1A1A"/>
                 <w:sz w:val="19"/>
                 <w:szCs w:val="19"/>
               </w:rPr>
-              <w:t xml:space="preserve">B</w:t>
-            </w:r>
-            <w:r>
-              <w:rPr>
-                <w:rFonts w:ascii="Avenir Next" w:hAnsi="Avenir Next" w:cs="Avenir Next" w:eastAsia="Avenir Next"/>
-                <w:color w:val="1A1A1A"/>
-                <w:sz w:val="19"/>
-                <w:szCs w:val="19"/>
-              </w:rPr>
               <w:tab/>
             </w:r>
             <w:r>
               <w:rPr>
                 <w:rFonts w:ascii="Avenir Next" w:hAnsi="Avenir Next" w:cs="Avenir Next" w:eastAsia="Avenir Next"/>
                 <w:color w:val="1A1A1A"/>
-                <w:sz w:val="19"/>
+                <w:sz w:val="22"/>
                 <w:szCs w:val="19"/>
               </w:rPr>
               <w:t xml:space="preserve">7, 8, 9</w:t>
@@ -4537,25 +4547,25 @@
                 <w:rFonts w:ascii="Avenir Next" w:hAnsi="Avenir Next" w:cs="Avenir Next" w:eastAsia="Avenir Next"/>
                 <w:b/>
                 <w:color w:val="003A70"/>
+                <w:sz w:val="22"/>
+                <w:szCs w:val="19"/>
+              </w:rPr>
+              <w:t xml:space="preserve">C</w:t>
+            </w:r>
+            <w:r>
+              <w:rPr>
+                <w:rFonts w:ascii="Avenir Next" w:hAnsi="Avenir Next" w:cs="Avenir Next" w:eastAsia="Avenir Next"/>
+                <w:color w:val="1A1A1A"/>
                 <w:sz w:val="19"/>
                 <w:szCs w:val="19"/>
               </w:rPr>
-              <w:t xml:space="preserve">C</w:t>
-            </w:r>
-            <w:r>
-              <w:rPr>
-                <w:rFonts w:ascii="Avenir Next" w:hAnsi="Avenir Next" w:cs="Avenir Next" w:eastAsia="Avenir Next"/>
-                <w:color w:val="1A1A1A"/>
-                <w:sz w:val="19"/>
-                <w:szCs w:val="19"/>
-              </w:rPr>
               <w:tab/>
             </w:r>
             <w:r>
               <w:rPr>
                 <w:rFonts w:ascii="Avenir Next" w:hAnsi="Avenir Next" w:cs="Avenir Next" w:eastAsia="Avenir Next"/>
                 <w:color w:val="1A1A1A"/>
-                <w:sz w:val="19"/>
+                <w:sz w:val="22"/>
                 <w:szCs w:val="19"/>
               </w:rPr>
               <w:t xml:space="preserve">7, 14, 21</w:t>
@@ -4580,25 +4590,25 @@
                 <w:rFonts w:ascii="Avenir Next" w:hAnsi="Avenir Next" w:cs="Avenir Next" w:eastAsia="Avenir Next"/>
                 <w:b/>
                 <w:color w:val="003A70"/>
+                <w:sz w:val="22"/>
+                <w:szCs w:val="19"/>
+              </w:rPr>
+              <w:t xml:space="preserve">D</w:t>
+            </w:r>
+            <w:r>
+              <w:rPr>
+                <w:rFonts w:ascii="Avenir Next" w:hAnsi="Avenir Next" w:cs="Avenir Next" w:eastAsia="Avenir Next"/>
+                <w:color w:val="1A1A1A"/>
                 <w:sz w:val="19"/>
                 <w:szCs w:val="19"/>
               </w:rPr>
-              <w:t xml:space="preserve">D</w:t>
-            </w:r>
-            <w:r>
-              <w:rPr>
-                <w:rFonts w:ascii="Avenir Next" w:hAnsi="Avenir Next" w:cs="Avenir Next" w:eastAsia="Avenir Next"/>
-                <w:color w:val="1A1A1A"/>
-                <w:sz w:val="19"/>
-                <w:szCs w:val="19"/>
-              </w:rPr>
               <w:tab/>
             </w:r>
             <w:r>
               <w:rPr>
                 <w:rFonts w:ascii="Avenir Next" w:hAnsi="Avenir Next" w:cs="Avenir Next" w:eastAsia="Avenir Next"/>
                 <w:color w:val="1A1A1A"/>
-                <w:sz w:val="19"/>
+                <w:sz w:val="22"/>
                 <w:szCs w:val="19"/>
               </w:rPr>
               <w:t xml:space="preserve">6, 7, 8</w:t>
@@ -4656,6 +4666,7 @@
           </w:tcPr>
           <w:p>
             <w:pPr>
+              <w:pStyle w:val="Heading2"/>
               <w:spacing w:before="0" w:after="0" w:line="240" w:lineRule="auto"/>
             </w:pPr>
             <w:r>
@@ -4693,7 +4704,7 @@
               <w:rPr>
                 <w:rFonts w:ascii="Avenir Next" w:hAnsi="Avenir Next" w:cs="Avenir Next" w:eastAsia="Avenir Next"/>
                 <w:color w:val="1A1A1A"/>
-                <w:sz w:val="17"/>
+                <w:sz w:val="22"/>
                 <w:szCs w:val="17"/>
               </w:rPr>
               <w:t xml:space="preserve">  I can do this on my own</w:t>
@@ -4722,7 +4733,7 @@
               <w:rPr>
                 <w:rFonts w:ascii="Avenir Next" w:hAnsi="Avenir Next" w:cs="Avenir Next" w:eastAsia="Avenir Next"/>
                 <w:color w:val="1A1A1A"/>
-                <w:sz w:val="17"/>
+                <w:sz w:val="22"/>
                 <w:szCs w:val="17"/>
               </w:rPr>
               <w:t xml:space="preserve">  I need a little help</w:t>
@@ -4751,7 +4762,7 @@
               <w:rPr>
                 <w:rFonts w:ascii="Avenir Next" w:hAnsi="Avenir Next" w:cs="Avenir Next" w:eastAsia="Avenir Next"/>
                 <w:color w:val="1A1A1A"/>
-                <w:sz w:val="17"/>
+                <w:sz w:val="22"/>
                 <w:szCs w:val="17"/>
               </w:rPr>
               <w:t xml:space="preserve">  I have a question about #</w:t>
@@ -4858,7 +4869,106 @@
               <w:sz w:val="15"/>
               <w:szCs w:val="15"/>
             </w:rPr>
-            <w:t xml:space="preserve">Lesson 9-1  ·  Homework Packet</w:t>
+            <w:t xml:space="preserve">9-1 · Page </w:t>
+          </w:r>
+          <w:r>
+            <w:rPr>
+              <w:rFonts w:ascii="Avenir Next" w:hAnsi="Avenir Next" w:cs="Avenir Next" w:eastAsia="Avenir Next"/>
+              <w:color w:val="5A5F66"/>
+              <w:sz w:val="15"/>
+              <w:szCs w:val="15"/>
+            </w:rPr>
+            <w:fldChar w:fldCharType="begin"/>
+          </w:r>
+          <w:r>
+            <w:rPr>
+              <w:rFonts w:ascii="Avenir Next" w:hAnsi="Avenir Next" w:cs="Avenir Next" w:eastAsia="Avenir Next"/>
+              <w:color w:val="5A5F66"/>
+              <w:sz w:val="15"/>
+              <w:szCs w:val="15"/>
+            </w:rPr>
+            <w:instrText xml:space="preserve"> PAGE </w:instrText>
+          </w:r>
+          <w:r>
+            <w:rPr>
+              <w:rFonts w:ascii="Avenir Next" w:hAnsi="Avenir Next" w:cs="Avenir Next" w:eastAsia="Avenir Next"/>
+              <w:color w:val="5A5F66"/>
+              <w:sz w:val="15"/>
+              <w:szCs w:val="15"/>
+            </w:rPr>
+            <w:fldChar w:fldCharType="separate"/>
+          </w:r>
+          <w:r>
+            <w:rPr>
+              <w:rFonts w:ascii="Avenir Next" w:hAnsi="Avenir Next" w:cs="Avenir Next" w:eastAsia="Avenir Next"/>
+              <w:color w:val="5A5F66"/>
+              <w:sz w:val="15"/>
+              <w:szCs w:val="15"/>
+            </w:rPr>
+            <w:t xml:space="preserve">1</w:t>
+          </w:r>
+          <w:r>
+            <w:rPr>
+              <w:rFonts w:ascii="Avenir Next" w:hAnsi="Avenir Next" w:cs="Avenir Next" w:eastAsia="Avenir Next"/>
+              <w:color w:val="5A5F66"/>
+              <w:sz w:val="15"/>
+              <w:szCs w:val="15"/>
+            </w:rPr>
+            <w:fldChar w:fldCharType="end"/>
+          </w:r>
+          <w:r>
+            <w:rPr>
+              <w:rFonts w:ascii="Avenir Next" w:hAnsi="Avenir Next" w:cs="Avenir Next" w:eastAsia="Avenir Next"/>
+              <w:color w:val="5A5F66"/>
+              <w:sz w:val="15"/>
+              <w:szCs w:val="15"/>
+            </w:rPr>
+            <w:t xml:space="preserve"> of </w:t>
+          </w:r>
+          <w:r>
+            <w:rPr>
+              <w:rFonts w:ascii="Avenir Next" w:hAnsi="Avenir Next" w:cs="Avenir Next" w:eastAsia="Avenir Next"/>
+              <w:color w:val="5A5F66"/>
+              <w:sz w:val="15"/>
+              <w:szCs w:val="15"/>
+            </w:rPr>
+            <w:fldChar w:fldCharType="begin"/>
+          </w:r>
+          <w:r>
+            <w:rPr>
+              <w:rFonts w:ascii="Avenir Next" w:hAnsi="Avenir Next" w:cs="Avenir Next" w:eastAsia="Avenir Next"/>
+              <w:color w:val="5A5F66"/>
+              <w:sz w:val="15"/>
+              <w:szCs w:val="15"/>
+            </w:rPr>
+            <w:instrText xml:space="preserve"> NUMPAGES </w:instrText>
+          </w:r>
+          <w:r>
+            <w:rPr>
+              <w:rFonts w:ascii="Avenir Next" w:hAnsi="Avenir Next" w:cs="Avenir Next" w:eastAsia="Avenir Next"/>
+              <w:color w:val="5A5F66"/>
+              <w:sz w:val="15"/>
+              <w:szCs w:val="15"/>
+            </w:rPr>
+            <w:fldChar w:fldCharType="separate"/>
+          </w:r>
+          <w:r>
+            <w:rPr>
+              <w:rFonts w:ascii="Avenir Next" w:hAnsi="Avenir Next" w:cs="Avenir Next" w:eastAsia="Avenir Next"/>
+              <w:color w:val="5A5F66"/>
+              <w:sz w:val="15"/>
+              <w:szCs w:val="15"/>
+            </w:rPr>
+            <w:t xml:space="preserve">1</w:t>
+          </w:r>
+          <w:r>
+            <w:rPr>
+              <w:rFonts w:ascii="Avenir Next" w:hAnsi="Avenir Next" w:cs="Avenir Next" w:eastAsia="Avenir Next"/>
+              <w:color w:val="5A5F66"/>
+              <w:sz w:val="15"/>
+              <w:szCs w:val="15"/>
+            </w:rPr>
+            <w:fldChar w:fldCharType="end"/>
           </w:r>
         </w:p>
       </w:tc>
@@ -4901,5 +5011,23 @@
       </w:tblCellMar>
     </w:tblPr>
   </w:style>
+  <w:style w:type="paragraph" w:styleId="Heading1">
+    <w:name w:val="heading 1"/>
+    <w:basedOn w:val="Normal"/>
+    <w:pPr>
+      <w:outlineLvl w:val="0"/>
+      <w:keepNext w:val="0"/>
+      <w:keepLines w:val="0"/>
+    </w:pPr>
+  </w:style>
+  <w:style w:type="paragraph" w:styleId="Heading2">
+    <w:name w:val="heading 2"/>
+    <w:basedOn w:val="Normal"/>
+    <w:pPr>
+      <w:outlineLvl w:val="1"/>
+      <w:keepNext w:val="0"/>
+      <w:keepLines w:val="0"/>
+    </w:pPr>
+  </w:style>
 </w:styles>
 </file>